--- a/Sanjana_internship_diary_table.docx
+++ b/Sanjana_internship_diary_table.docx
@@ -21,7 +21,7 @@
     </w:p>
     <w:tbl>
       <w:tblPr>
-        <w:tblW w:type="dxa" w:w="13958"/>
+        <w:tblW w:type="dxa" w:w="14400"/>
         <w:tblBorders>
           <w:top w:val="single" w:color="auto" w:sz="4"/>
           <w:left w:val="single" w:color="auto" w:sz="4"/>
@@ -32,12 +32,12 @@
         </w:tblBorders>
       </w:tblPr>
       <w:tblGrid>
-        <w:gridCol w:w="1200"/>
-        <w:gridCol w:w="4400"/>
-        <w:gridCol w:w="1000"/>
-        <w:gridCol w:w="3500"/>
-        <w:gridCol w:w="2000"/>
-        <w:gridCol w:w="1858"/>
+        <w:gridCol w:w="1100"/>
+        <w:gridCol w:w="3900"/>
+        <w:gridCol w:w="800"/>
+        <w:gridCol w:w="3700"/>
+        <w:gridCol w:w="2500"/>
+        <w:gridCol w:w="2400"/>
       </w:tblGrid>
       <w:tr>
         <w:trPr>
@@ -45,7 +45,7 @@
         </w:trPr>
         <w:tc>
           <w:tcPr>
-            <w:tcW w:type="dxa" w:w="1200"/>
+            <w:tcW w:type="dxa" w:w="1100"/>
             <w:tcBorders>
               <w:top w:val="single" w:color="FFFFFF" w:sz="4"/>
               <w:left w:val="single" w:color="FFFFFF" w:sz="4"/>
@@ -80,7 +80,7 @@
         </w:tc>
         <w:tc>
           <w:tcPr>
-            <w:tcW w:type="dxa" w:w="4400"/>
+            <w:tcW w:type="dxa" w:w="3900"/>
             <w:tcBorders>
               <w:top w:val="single" w:color="FFFFFF" w:sz="4"/>
               <w:left w:val="single" w:color="FFFFFF" w:sz="4"/>
@@ -115,7 +115,7 @@
         </w:tc>
         <w:tc>
           <w:tcPr>
-            <w:tcW w:type="dxa" w:w="1000"/>
+            <w:tcW w:type="dxa" w:w="800"/>
             <w:tcBorders>
               <w:top w:val="single" w:color="FFFFFF" w:sz="4"/>
               <w:left w:val="single" w:color="FFFFFF" w:sz="4"/>
@@ -150,7 +150,7 @@
         </w:tc>
         <w:tc>
           <w:tcPr>
-            <w:tcW w:type="dxa" w:w="3500"/>
+            <w:tcW w:type="dxa" w:w="3700"/>
             <w:tcBorders>
               <w:top w:val="single" w:color="FFFFFF" w:sz="4"/>
               <w:left w:val="single" w:color="FFFFFF" w:sz="4"/>
@@ -185,7 +185,7 @@
         </w:tc>
         <w:tc>
           <w:tcPr>
-            <w:tcW w:type="dxa" w:w="2000"/>
+            <w:tcW w:type="dxa" w:w="2500"/>
             <w:tcBorders>
               <w:top w:val="single" w:color="FFFFFF" w:sz="4"/>
               <w:left w:val="single" w:color="FFFFFF" w:sz="4"/>
@@ -220,7 +220,7 @@
         </w:tc>
         <w:tc>
           <w:tcPr>
-            <w:tcW w:type="dxa" w:w="1858"/>
+            <w:tcW w:type="dxa" w:w="2400"/>
             <w:tcBorders>
               <w:top w:val="single" w:color="FFFFFF" w:sz="4"/>
               <w:left w:val="single" w:color="FFFFFF" w:sz="4"/>
@@ -257,7 +257,7 @@
       <w:tr>
         <w:tc>
           <w:tcPr>
-            <w:tcW w:type="dxa" w:w="1200"/>
+            <w:tcW w:type="dxa" w:w="1100"/>
             <w:tcBorders>
               <w:top w:val="single" w:color="CCCCCC" w:sz="2"/>
               <w:left w:val="single" w:color="CCCCCC" w:sz="2"/>
@@ -288,7 +288,7 @@
         </w:tc>
         <w:tc>
           <w:tcPr>
-            <w:tcW w:type="dxa" w:w="4400"/>
+            <w:tcW w:type="dxa" w:w="3900"/>
             <w:tcBorders>
               <w:top w:val="single" w:color="CCCCCC" w:sz="2"/>
               <w:left w:val="single" w:color="CCCCCC" w:sz="2"/>
@@ -319,7 +319,7 @@
         </w:tc>
         <w:tc>
           <w:tcPr>
-            <w:tcW w:type="dxa" w:w="1000"/>
+            <w:tcW w:type="dxa" w:w="800"/>
             <w:tcBorders>
               <w:top w:val="single" w:color="CCCCCC" w:sz="2"/>
               <w:left w:val="single" w:color="CCCCCC" w:sz="2"/>
@@ -350,7 +350,7 @@
         </w:tc>
         <w:tc>
           <w:tcPr>
-            <w:tcW w:type="dxa" w:w="3500"/>
+            <w:tcW w:type="dxa" w:w="3700"/>
             <w:tcBorders>
               <w:top w:val="single" w:color="CCCCCC" w:sz="2"/>
               <w:left w:val="single" w:color="CCCCCC" w:sz="2"/>
@@ -381,7 +381,7 @@
         </w:tc>
         <w:tc>
           <w:tcPr>
-            <w:tcW w:type="dxa" w:w="2000"/>
+            <w:tcW w:type="dxa" w:w="2500"/>
             <w:tcBorders>
               <w:top w:val="single" w:color="CCCCCC" w:sz="2"/>
               <w:left w:val="single" w:color="CCCCCC" w:sz="2"/>
@@ -412,7 +412,7 @@
         </w:tc>
         <w:tc>
           <w:tcPr>
-            <w:tcW w:type="dxa" w:w="1858"/>
+            <w:tcW w:type="dxa" w:w="2400"/>
             <w:tcBorders>
               <w:top w:val="single" w:color="CCCCCC" w:sz="2"/>
               <w:left w:val="single" w:color="CCCCCC" w:sz="2"/>
@@ -445,7 +445,7 @@
       <w:tr>
         <w:tc>
           <w:tcPr>
-            <w:tcW w:type="dxa" w:w="1200"/>
+            <w:tcW w:type="dxa" w:w="1100"/>
             <w:tcBorders>
               <w:top w:val="single" w:color="CCCCCC" w:sz="2"/>
               <w:left w:val="single" w:color="CCCCCC" w:sz="2"/>
@@ -476,7 +476,7 @@
         </w:tc>
         <w:tc>
           <w:tcPr>
-            <w:tcW w:type="dxa" w:w="4400"/>
+            <w:tcW w:type="dxa" w:w="3900"/>
             <w:tcBorders>
               <w:top w:val="single" w:color="CCCCCC" w:sz="2"/>
               <w:left w:val="single" w:color="CCCCCC" w:sz="2"/>
@@ -507,7 +507,7 @@
         </w:tc>
         <w:tc>
           <w:tcPr>
-            <w:tcW w:type="dxa" w:w="1000"/>
+            <w:tcW w:type="dxa" w:w="800"/>
             <w:tcBorders>
               <w:top w:val="single" w:color="CCCCCC" w:sz="2"/>
               <w:left w:val="single" w:color="CCCCCC" w:sz="2"/>
@@ -538,7 +538,7 @@
         </w:tc>
         <w:tc>
           <w:tcPr>
-            <w:tcW w:type="dxa" w:w="3500"/>
+            <w:tcW w:type="dxa" w:w="3700"/>
             <w:tcBorders>
               <w:top w:val="single" w:color="CCCCCC" w:sz="2"/>
               <w:left w:val="single" w:color="CCCCCC" w:sz="2"/>
@@ -569,7 +569,7 @@
         </w:tc>
         <w:tc>
           <w:tcPr>
-            <w:tcW w:type="dxa" w:w="2000"/>
+            <w:tcW w:type="dxa" w:w="2500"/>
             <w:tcBorders>
               <w:top w:val="single" w:color="CCCCCC" w:sz="2"/>
               <w:left w:val="single" w:color="CCCCCC" w:sz="2"/>
@@ -600,7 +600,7 @@
         </w:tc>
         <w:tc>
           <w:tcPr>
-            <w:tcW w:type="dxa" w:w="1858"/>
+            <w:tcW w:type="dxa" w:w="2400"/>
             <w:tcBorders>
               <w:top w:val="single" w:color="CCCCCC" w:sz="2"/>
               <w:left w:val="single" w:color="CCCCCC" w:sz="2"/>
@@ -633,7 +633,7 @@
       <w:tr>
         <w:tc>
           <w:tcPr>
-            <w:tcW w:type="dxa" w:w="1200"/>
+            <w:tcW w:type="dxa" w:w="1100"/>
             <w:tcBorders>
               <w:top w:val="single" w:color="CCCCCC" w:sz="2"/>
               <w:left w:val="single" w:color="CCCCCC" w:sz="2"/>
@@ -664,7 +664,7 @@
         </w:tc>
         <w:tc>
           <w:tcPr>
-            <w:tcW w:type="dxa" w:w="4400"/>
+            <w:tcW w:type="dxa" w:w="3900"/>
             <w:tcBorders>
               <w:top w:val="single" w:color="CCCCCC" w:sz="2"/>
               <w:left w:val="single" w:color="CCCCCC" w:sz="2"/>
@@ -695,7 +695,7 @@
         </w:tc>
         <w:tc>
           <w:tcPr>
-            <w:tcW w:type="dxa" w:w="1000"/>
+            <w:tcW w:type="dxa" w:w="800"/>
             <w:tcBorders>
               <w:top w:val="single" w:color="CCCCCC" w:sz="2"/>
               <w:left w:val="single" w:color="CCCCCC" w:sz="2"/>
@@ -726,7 +726,7 @@
         </w:tc>
         <w:tc>
           <w:tcPr>
-            <w:tcW w:type="dxa" w:w="3500"/>
+            <w:tcW w:type="dxa" w:w="3700"/>
             <w:tcBorders>
               <w:top w:val="single" w:color="CCCCCC" w:sz="2"/>
               <w:left w:val="single" w:color="CCCCCC" w:sz="2"/>
@@ -757,7 +757,7 @@
         </w:tc>
         <w:tc>
           <w:tcPr>
-            <w:tcW w:type="dxa" w:w="2000"/>
+            <w:tcW w:type="dxa" w:w="2500"/>
             <w:tcBorders>
               <w:top w:val="single" w:color="CCCCCC" w:sz="2"/>
               <w:left w:val="single" w:color="CCCCCC" w:sz="2"/>
@@ -788,7 +788,7 @@
         </w:tc>
         <w:tc>
           <w:tcPr>
-            <w:tcW w:type="dxa" w:w="1858"/>
+            <w:tcW w:type="dxa" w:w="2400"/>
             <w:tcBorders>
               <w:top w:val="single" w:color="CCCCCC" w:sz="2"/>
               <w:left w:val="single" w:color="CCCCCC" w:sz="2"/>
@@ -821,7 +821,7 @@
       <w:tr>
         <w:tc>
           <w:tcPr>
-            <w:tcW w:type="dxa" w:w="1200"/>
+            <w:tcW w:type="dxa" w:w="1100"/>
             <w:tcBorders>
               <w:top w:val="single" w:color="CCCCCC" w:sz="2"/>
               <w:left w:val="single" w:color="CCCCCC" w:sz="2"/>
@@ -852,7 +852,7 @@
         </w:tc>
         <w:tc>
           <w:tcPr>
-            <w:tcW w:type="dxa" w:w="4400"/>
+            <w:tcW w:type="dxa" w:w="3900"/>
             <w:tcBorders>
               <w:top w:val="single" w:color="CCCCCC" w:sz="2"/>
               <w:left w:val="single" w:color="CCCCCC" w:sz="2"/>
@@ -883,7 +883,7 @@
         </w:tc>
         <w:tc>
           <w:tcPr>
-            <w:tcW w:type="dxa" w:w="1000"/>
+            <w:tcW w:type="dxa" w:w="800"/>
             <w:tcBorders>
               <w:top w:val="single" w:color="CCCCCC" w:sz="2"/>
               <w:left w:val="single" w:color="CCCCCC" w:sz="2"/>
@@ -914,7 +914,7 @@
         </w:tc>
         <w:tc>
           <w:tcPr>
-            <w:tcW w:type="dxa" w:w="3500"/>
+            <w:tcW w:type="dxa" w:w="3700"/>
             <w:tcBorders>
               <w:top w:val="single" w:color="CCCCCC" w:sz="2"/>
               <w:left w:val="single" w:color="CCCCCC" w:sz="2"/>
@@ -945,7 +945,7 @@
         </w:tc>
         <w:tc>
           <w:tcPr>
-            <w:tcW w:type="dxa" w:w="2000"/>
+            <w:tcW w:type="dxa" w:w="2500"/>
             <w:tcBorders>
               <w:top w:val="single" w:color="CCCCCC" w:sz="2"/>
               <w:left w:val="single" w:color="CCCCCC" w:sz="2"/>
@@ -976,7 +976,7 @@
         </w:tc>
         <w:tc>
           <w:tcPr>
-            <w:tcW w:type="dxa" w:w="1858"/>
+            <w:tcW w:type="dxa" w:w="2400"/>
             <w:tcBorders>
               <w:top w:val="single" w:color="CCCCCC" w:sz="2"/>
               <w:left w:val="single" w:color="CCCCCC" w:sz="2"/>
@@ -1009,7 +1009,7 @@
       <w:tr>
         <w:tc>
           <w:tcPr>
-            <w:tcW w:type="dxa" w:w="1200"/>
+            <w:tcW w:type="dxa" w:w="1100"/>
             <w:tcBorders>
               <w:top w:val="single" w:color="CCCCCC" w:sz="2"/>
               <w:left w:val="single" w:color="CCCCCC" w:sz="2"/>
@@ -1040,7 +1040,7 @@
         </w:tc>
         <w:tc>
           <w:tcPr>
-            <w:tcW w:type="dxa" w:w="4400"/>
+            <w:tcW w:type="dxa" w:w="3900"/>
             <w:tcBorders>
               <w:top w:val="single" w:color="CCCCCC" w:sz="2"/>
               <w:left w:val="single" w:color="CCCCCC" w:sz="2"/>
@@ -1071,7 +1071,7 @@
         </w:tc>
         <w:tc>
           <w:tcPr>
-            <w:tcW w:type="dxa" w:w="1000"/>
+            <w:tcW w:type="dxa" w:w="800"/>
             <w:tcBorders>
               <w:top w:val="single" w:color="CCCCCC" w:sz="2"/>
               <w:left w:val="single" w:color="CCCCCC" w:sz="2"/>
@@ -1102,7 +1102,7 @@
         </w:tc>
         <w:tc>
           <w:tcPr>
-            <w:tcW w:type="dxa" w:w="3500"/>
+            <w:tcW w:type="dxa" w:w="3700"/>
             <w:tcBorders>
               <w:top w:val="single" w:color="CCCCCC" w:sz="2"/>
               <w:left w:val="single" w:color="CCCCCC" w:sz="2"/>
@@ -1133,7 +1133,7 @@
         </w:tc>
         <w:tc>
           <w:tcPr>
-            <w:tcW w:type="dxa" w:w="2000"/>
+            <w:tcW w:type="dxa" w:w="2500"/>
             <w:tcBorders>
               <w:top w:val="single" w:color="CCCCCC" w:sz="2"/>
               <w:left w:val="single" w:color="CCCCCC" w:sz="2"/>
@@ -1164,7 +1164,7 @@
         </w:tc>
         <w:tc>
           <w:tcPr>
-            <w:tcW w:type="dxa" w:w="1858"/>
+            <w:tcW w:type="dxa" w:w="2400"/>
             <w:tcBorders>
               <w:top w:val="single" w:color="CCCCCC" w:sz="2"/>
               <w:left w:val="single" w:color="CCCCCC" w:sz="2"/>
@@ -1197,7 +1197,7 @@
       <w:tr>
         <w:tc>
           <w:tcPr>
-            <w:tcW w:type="dxa" w:w="1200"/>
+            <w:tcW w:type="dxa" w:w="1100"/>
             <w:tcBorders>
               <w:top w:val="single" w:color="CCCCCC" w:sz="2"/>
               <w:left w:val="single" w:color="CCCCCC" w:sz="2"/>
@@ -1228,7 +1228,7 @@
         </w:tc>
         <w:tc>
           <w:tcPr>
-            <w:tcW w:type="dxa" w:w="4400"/>
+            <w:tcW w:type="dxa" w:w="3900"/>
             <w:tcBorders>
               <w:top w:val="single" w:color="CCCCCC" w:sz="2"/>
               <w:left w:val="single" w:color="CCCCCC" w:sz="2"/>
@@ -1259,7 +1259,7 @@
         </w:tc>
         <w:tc>
           <w:tcPr>
-            <w:tcW w:type="dxa" w:w="1000"/>
+            <w:tcW w:type="dxa" w:w="800"/>
             <w:tcBorders>
               <w:top w:val="single" w:color="CCCCCC" w:sz="2"/>
               <w:left w:val="single" w:color="CCCCCC" w:sz="2"/>
@@ -1290,7 +1290,7 @@
         </w:tc>
         <w:tc>
           <w:tcPr>
-            <w:tcW w:type="dxa" w:w="3500"/>
+            <w:tcW w:type="dxa" w:w="3700"/>
             <w:tcBorders>
               <w:top w:val="single" w:color="CCCCCC" w:sz="2"/>
               <w:left w:val="single" w:color="CCCCCC" w:sz="2"/>
@@ -1321,7 +1321,7 @@
         </w:tc>
         <w:tc>
           <w:tcPr>
-            <w:tcW w:type="dxa" w:w="2000"/>
+            <w:tcW w:type="dxa" w:w="2500"/>
             <w:tcBorders>
               <w:top w:val="single" w:color="CCCCCC" w:sz="2"/>
               <w:left w:val="single" w:color="CCCCCC" w:sz="2"/>
@@ -1352,7 +1352,7 @@
         </w:tc>
         <w:tc>
           <w:tcPr>
-            <w:tcW w:type="dxa" w:w="1858"/>
+            <w:tcW w:type="dxa" w:w="2400"/>
             <w:tcBorders>
               <w:top w:val="single" w:color="CCCCCC" w:sz="2"/>
               <w:left w:val="single" w:color="CCCCCC" w:sz="2"/>
@@ -1385,7 +1385,7 @@
       <w:tr>
         <w:tc>
           <w:tcPr>
-            <w:tcW w:type="dxa" w:w="1200"/>
+            <w:tcW w:type="dxa" w:w="1100"/>
             <w:tcBorders>
               <w:top w:val="single" w:color="CCCCCC" w:sz="2"/>
               <w:left w:val="single" w:color="CCCCCC" w:sz="2"/>
@@ -1416,7 +1416,7 @@
         </w:tc>
         <w:tc>
           <w:tcPr>
-            <w:tcW w:type="dxa" w:w="4400"/>
+            <w:tcW w:type="dxa" w:w="3900"/>
             <w:tcBorders>
               <w:top w:val="single" w:color="CCCCCC" w:sz="2"/>
               <w:left w:val="single" w:color="CCCCCC" w:sz="2"/>
@@ -1447,7 +1447,7 @@
         </w:tc>
         <w:tc>
           <w:tcPr>
-            <w:tcW w:type="dxa" w:w="1000"/>
+            <w:tcW w:type="dxa" w:w="800"/>
             <w:tcBorders>
               <w:top w:val="single" w:color="CCCCCC" w:sz="2"/>
               <w:left w:val="single" w:color="CCCCCC" w:sz="2"/>
@@ -1478,7 +1478,7 @@
         </w:tc>
         <w:tc>
           <w:tcPr>
-            <w:tcW w:type="dxa" w:w="3500"/>
+            <w:tcW w:type="dxa" w:w="3700"/>
             <w:tcBorders>
               <w:top w:val="single" w:color="CCCCCC" w:sz="2"/>
               <w:left w:val="single" w:color="CCCCCC" w:sz="2"/>
@@ -1509,7 +1509,7 @@
         </w:tc>
         <w:tc>
           <w:tcPr>
-            <w:tcW w:type="dxa" w:w="2000"/>
+            <w:tcW w:type="dxa" w:w="2500"/>
             <w:tcBorders>
               <w:top w:val="single" w:color="CCCCCC" w:sz="2"/>
               <w:left w:val="single" w:color="CCCCCC" w:sz="2"/>
@@ -1540,7 +1540,7 @@
         </w:tc>
         <w:tc>
           <w:tcPr>
-            <w:tcW w:type="dxa" w:w="1858"/>
+            <w:tcW w:type="dxa" w:w="2400"/>
             <w:tcBorders>
               <w:top w:val="single" w:color="CCCCCC" w:sz="2"/>
               <w:left w:val="single" w:color="CCCCCC" w:sz="2"/>
@@ -1573,7 +1573,7 @@
       <w:tr>
         <w:tc>
           <w:tcPr>
-            <w:tcW w:type="dxa" w:w="1200"/>
+            <w:tcW w:type="dxa" w:w="1100"/>
             <w:tcBorders>
               <w:top w:val="single" w:color="CCCCCC" w:sz="2"/>
               <w:left w:val="single" w:color="CCCCCC" w:sz="2"/>
@@ -1604,7 +1604,7 @@
         </w:tc>
         <w:tc>
           <w:tcPr>
-            <w:tcW w:type="dxa" w:w="4400"/>
+            <w:tcW w:type="dxa" w:w="3900"/>
             <w:tcBorders>
               <w:top w:val="single" w:color="CCCCCC" w:sz="2"/>
               <w:left w:val="single" w:color="CCCCCC" w:sz="2"/>
@@ -1635,7 +1635,7 @@
         </w:tc>
         <w:tc>
           <w:tcPr>
-            <w:tcW w:type="dxa" w:w="1000"/>
+            <w:tcW w:type="dxa" w:w="800"/>
             <w:tcBorders>
               <w:top w:val="single" w:color="CCCCCC" w:sz="2"/>
               <w:left w:val="single" w:color="CCCCCC" w:sz="2"/>
@@ -1666,7 +1666,7 @@
         </w:tc>
         <w:tc>
           <w:tcPr>
-            <w:tcW w:type="dxa" w:w="3500"/>
+            <w:tcW w:type="dxa" w:w="3700"/>
             <w:tcBorders>
               <w:top w:val="single" w:color="CCCCCC" w:sz="2"/>
               <w:left w:val="single" w:color="CCCCCC" w:sz="2"/>
@@ -1697,7 +1697,7 @@
         </w:tc>
         <w:tc>
           <w:tcPr>
-            <w:tcW w:type="dxa" w:w="2000"/>
+            <w:tcW w:type="dxa" w:w="2500"/>
             <w:tcBorders>
               <w:top w:val="single" w:color="CCCCCC" w:sz="2"/>
               <w:left w:val="single" w:color="CCCCCC" w:sz="2"/>
@@ -1728,7 +1728,7 @@
         </w:tc>
         <w:tc>
           <w:tcPr>
-            <w:tcW w:type="dxa" w:w="1858"/>
+            <w:tcW w:type="dxa" w:w="2400"/>
             <w:tcBorders>
               <w:top w:val="single" w:color="CCCCCC" w:sz="2"/>
               <w:left w:val="single" w:color="CCCCCC" w:sz="2"/>
@@ -1761,7 +1761,7 @@
       <w:tr>
         <w:tc>
           <w:tcPr>
-            <w:tcW w:type="dxa" w:w="1200"/>
+            <w:tcW w:type="dxa" w:w="1100"/>
             <w:tcBorders>
               <w:top w:val="single" w:color="CCCCCC" w:sz="2"/>
               <w:left w:val="single" w:color="CCCCCC" w:sz="2"/>
@@ -1792,7 +1792,7 @@
         </w:tc>
         <w:tc>
           <w:tcPr>
-            <w:tcW w:type="dxa" w:w="4400"/>
+            <w:tcW w:type="dxa" w:w="3900"/>
             <w:tcBorders>
               <w:top w:val="single" w:color="CCCCCC" w:sz="2"/>
               <w:left w:val="single" w:color="CCCCCC" w:sz="2"/>
@@ -1823,7 +1823,7 @@
         </w:tc>
         <w:tc>
           <w:tcPr>
-            <w:tcW w:type="dxa" w:w="1000"/>
+            <w:tcW w:type="dxa" w:w="800"/>
             <w:tcBorders>
               <w:top w:val="single" w:color="CCCCCC" w:sz="2"/>
               <w:left w:val="single" w:color="CCCCCC" w:sz="2"/>
@@ -1854,7 +1854,7 @@
         </w:tc>
         <w:tc>
           <w:tcPr>
-            <w:tcW w:type="dxa" w:w="3500"/>
+            <w:tcW w:type="dxa" w:w="3700"/>
             <w:tcBorders>
               <w:top w:val="single" w:color="CCCCCC" w:sz="2"/>
               <w:left w:val="single" w:color="CCCCCC" w:sz="2"/>
@@ -1885,7 +1885,7 @@
         </w:tc>
         <w:tc>
           <w:tcPr>
-            <w:tcW w:type="dxa" w:w="2000"/>
+            <w:tcW w:type="dxa" w:w="2500"/>
             <w:tcBorders>
               <w:top w:val="single" w:color="CCCCCC" w:sz="2"/>
               <w:left w:val="single" w:color="CCCCCC" w:sz="2"/>
@@ -1916,7 +1916,7 @@
         </w:tc>
         <w:tc>
           <w:tcPr>
-            <w:tcW w:type="dxa" w:w="1858"/>
+            <w:tcW w:type="dxa" w:w="2400"/>
             <w:tcBorders>
               <w:top w:val="single" w:color="CCCCCC" w:sz="2"/>
               <w:left w:val="single" w:color="CCCCCC" w:sz="2"/>
@@ -1949,7 +1949,7 @@
       <w:tr>
         <w:tc>
           <w:tcPr>
-            <w:tcW w:type="dxa" w:w="1200"/>
+            <w:tcW w:type="dxa" w:w="1100"/>
             <w:tcBorders>
               <w:top w:val="single" w:color="CCCCCC" w:sz="2"/>
               <w:left w:val="single" w:color="CCCCCC" w:sz="2"/>
@@ -1980,7 +1980,7 @@
         </w:tc>
         <w:tc>
           <w:tcPr>
-            <w:tcW w:type="dxa" w:w="4400"/>
+            <w:tcW w:type="dxa" w:w="3900"/>
             <w:tcBorders>
               <w:top w:val="single" w:color="CCCCCC" w:sz="2"/>
               <w:left w:val="single" w:color="CCCCCC" w:sz="2"/>
@@ -2011,7 +2011,7 @@
         </w:tc>
         <w:tc>
           <w:tcPr>
-            <w:tcW w:type="dxa" w:w="1000"/>
+            <w:tcW w:type="dxa" w:w="800"/>
             <w:tcBorders>
               <w:top w:val="single" w:color="CCCCCC" w:sz="2"/>
               <w:left w:val="single" w:color="CCCCCC" w:sz="2"/>
@@ -2042,7 +2042,7 @@
         </w:tc>
         <w:tc>
           <w:tcPr>
-            <w:tcW w:type="dxa" w:w="3500"/>
+            <w:tcW w:type="dxa" w:w="3700"/>
             <w:tcBorders>
               <w:top w:val="single" w:color="CCCCCC" w:sz="2"/>
               <w:left w:val="single" w:color="CCCCCC" w:sz="2"/>
@@ -2073,7 +2073,7 @@
         </w:tc>
         <w:tc>
           <w:tcPr>
-            <w:tcW w:type="dxa" w:w="2000"/>
+            <w:tcW w:type="dxa" w:w="2500"/>
             <w:tcBorders>
               <w:top w:val="single" w:color="CCCCCC" w:sz="2"/>
               <w:left w:val="single" w:color="CCCCCC" w:sz="2"/>
@@ -2104,7 +2104,7 @@
         </w:tc>
         <w:tc>
           <w:tcPr>
-            <w:tcW w:type="dxa" w:w="1858"/>
+            <w:tcW w:type="dxa" w:w="2400"/>
             <w:tcBorders>
               <w:top w:val="single" w:color="CCCCCC" w:sz="2"/>
               <w:left w:val="single" w:color="CCCCCC" w:sz="2"/>
@@ -2137,7 +2137,7 @@
       <w:tr>
         <w:tc>
           <w:tcPr>
-            <w:tcW w:type="dxa" w:w="1200"/>
+            <w:tcW w:type="dxa" w:w="1100"/>
             <w:tcBorders>
               <w:top w:val="single" w:color="CCCCCC" w:sz="2"/>
               <w:left w:val="single" w:color="CCCCCC" w:sz="2"/>
@@ -2168,7 +2168,7 @@
         </w:tc>
         <w:tc>
           <w:tcPr>
-            <w:tcW w:type="dxa" w:w="4400"/>
+            <w:tcW w:type="dxa" w:w="3900"/>
             <w:tcBorders>
               <w:top w:val="single" w:color="CCCCCC" w:sz="2"/>
               <w:left w:val="single" w:color="CCCCCC" w:sz="2"/>
@@ -2199,7 +2199,7 @@
         </w:tc>
         <w:tc>
           <w:tcPr>
-            <w:tcW w:type="dxa" w:w="1000"/>
+            <w:tcW w:type="dxa" w:w="800"/>
             <w:tcBorders>
               <w:top w:val="single" w:color="CCCCCC" w:sz="2"/>
               <w:left w:val="single" w:color="CCCCCC" w:sz="2"/>
@@ -2230,7 +2230,7 @@
         </w:tc>
         <w:tc>
           <w:tcPr>
-            <w:tcW w:type="dxa" w:w="3500"/>
+            <w:tcW w:type="dxa" w:w="3700"/>
             <w:tcBorders>
               <w:top w:val="single" w:color="CCCCCC" w:sz="2"/>
               <w:left w:val="single" w:color="CCCCCC" w:sz="2"/>
@@ -2261,7 +2261,7 @@
         </w:tc>
         <w:tc>
           <w:tcPr>
-            <w:tcW w:type="dxa" w:w="2000"/>
+            <w:tcW w:type="dxa" w:w="2500"/>
             <w:tcBorders>
               <w:top w:val="single" w:color="CCCCCC" w:sz="2"/>
               <w:left w:val="single" w:color="CCCCCC" w:sz="2"/>
@@ -2292,7 +2292,7 @@
         </w:tc>
         <w:tc>
           <w:tcPr>
-            <w:tcW w:type="dxa" w:w="1858"/>
+            <w:tcW w:type="dxa" w:w="2400"/>
             <w:tcBorders>
               <w:top w:val="single" w:color="CCCCCC" w:sz="2"/>
               <w:left w:val="single" w:color="CCCCCC" w:sz="2"/>
@@ -2325,7 +2325,7 @@
       <w:tr>
         <w:tc>
           <w:tcPr>
-            <w:tcW w:type="dxa" w:w="1200"/>
+            <w:tcW w:type="dxa" w:w="1100"/>
             <w:tcBorders>
               <w:top w:val="single" w:color="CCCCCC" w:sz="2"/>
               <w:left w:val="single" w:color="CCCCCC" w:sz="2"/>
@@ -2356,7 +2356,7 @@
         </w:tc>
         <w:tc>
           <w:tcPr>
-            <w:tcW w:type="dxa" w:w="4400"/>
+            <w:tcW w:type="dxa" w:w="3900"/>
             <w:tcBorders>
               <w:top w:val="single" w:color="CCCCCC" w:sz="2"/>
               <w:left w:val="single" w:color="CCCCCC" w:sz="2"/>
@@ -2387,7 +2387,7 @@
         </w:tc>
         <w:tc>
           <w:tcPr>
-            <w:tcW w:type="dxa" w:w="1000"/>
+            <w:tcW w:type="dxa" w:w="800"/>
             <w:tcBorders>
               <w:top w:val="single" w:color="CCCCCC" w:sz="2"/>
               <w:left w:val="single" w:color="CCCCCC" w:sz="2"/>
@@ -2418,7 +2418,7 @@
         </w:tc>
         <w:tc>
           <w:tcPr>
-            <w:tcW w:type="dxa" w:w="3500"/>
+            <w:tcW w:type="dxa" w:w="3700"/>
             <w:tcBorders>
               <w:top w:val="single" w:color="CCCCCC" w:sz="2"/>
               <w:left w:val="single" w:color="CCCCCC" w:sz="2"/>
@@ -2449,7 +2449,7 @@
         </w:tc>
         <w:tc>
           <w:tcPr>
-            <w:tcW w:type="dxa" w:w="2000"/>
+            <w:tcW w:type="dxa" w:w="2500"/>
             <w:tcBorders>
               <w:top w:val="single" w:color="CCCCCC" w:sz="2"/>
               <w:left w:val="single" w:color="CCCCCC" w:sz="2"/>
@@ -2480,7 +2480,7 @@
         </w:tc>
         <w:tc>
           <w:tcPr>
-            <w:tcW w:type="dxa" w:w="1858"/>
+            <w:tcW w:type="dxa" w:w="2400"/>
             <w:tcBorders>
               <w:top w:val="single" w:color="CCCCCC" w:sz="2"/>
               <w:left w:val="single" w:color="CCCCCC" w:sz="2"/>
@@ -2513,7 +2513,7 @@
       <w:tr>
         <w:tc>
           <w:tcPr>
-            <w:tcW w:type="dxa" w:w="1200"/>
+            <w:tcW w:type="dxa" w:w="1100"/>
             <w:tcBorders>
               <w:top w:val="single" w:color="CCCCCC" w:sz="2"/>
               <w:left w:val="single" w:color="CCCCCC" w:sz="2"/>
@@ -2544,7 +2544,7 @@
         </w:tc>
         <w:tc>
           <w:tcPr>
-            <w:tcW w:type="dxa" w:w="4400"/>
+            <w:tcW w:type="dxa" w:w="3900"/>
             <w:tcBorders>
               <w:top w:val="single" w:color="CCCCCC" w:sz="2"/>
               <w:left w:val="single" w:color="CCCCCC" w:sz="2"/>
@@ -2575,7 +2575,7 @@
         </w:tc>
         <w:tc>
           <w:tcPr>
-            <w:tcW w:type="dxa" w:w="1000"/>
+            <w:tcW w:type="dxa" w:w="800"/>
             <w:tcBorders>
               <w:top w:val="single" w:color="CCCCCC" w:sz="2"/>
               <w:left w:val="single" w:color="CCCCCC" w:sz="2"/>
@@ -2606,7 +2606,7 @@
         </w:tc>
         <w:tc>
           <w:tcPr>
-            <w:tcW w:type="dxa" w:w="3500"/>
+            <w:tcW w:type="dxa" w:w="3700"/>
             <w:tcBorders>
               <w:top w:val="single" w:color="CCCCCC" w:sz="2"/>
               <w:left w:val="single" w:color="CCCCCC" w:sz="2"/>
@@ -2637,7 +2637,7 @@
         </w:tc>
         <w:tc>
           <w:tcPr>
-            <w:tcW w:type="dxa" w:w="2000"/>
+            <w:tcW w:type="dxa" w:w="2500"/>
             <w:tcBorders>
               <w:top w:val="single" w:color="CCCCCC" w:sz="2"/>
               <w:left w:val="single" w:color="CCCCCC" w:sz="2"/>
@@ -2668,7 +2668,7 @@
         </w:tc>
         <w:tc>
           <w:tcPr>
-            <w:tcW w:type="dxa" w:w="1858"/>
+            <w:tcW w:type="dxa" w:w="2400"/>
             <w:tcBorders>
               <w:top w:val="single" w:color="CCCCCC" w:sz="2"/>
               <w:left w:val="single" w:color="CCCCCC" w:sz="2"/>
@@ -2701,7 +2701,7 @@
       <w:tr>
         <w:tc>
           <w:tcPr>
-            <w:tcW w:type="dxa" w:w="1200"/>
+            <w:tcW w:type="dxa" w:w="1100"/>
             <w:tcBorders>
               <w:top w:val="single" w:color="CCCCCC" w:sz="2"/>
               <w:left w:val="single" w:color="CCCCCC" w:sz="2"/>
@@ -2732,7 +2732,7 @@
         </w:tc>
         <w:tc>
           <w:tcPr>
-            <w:tcW w:type="dxa" w:w="4400"/>
+            <w:tcW w:type="dxa" w:w="3900"/>
             <w:tcBorders>
               <w:top w:val="single" w:color="CCCCCC" w:sz="2"/>
               <w:left w:val="single" w:color="CCCCCC" w:sz="2"/>
@@ -2763,7 +2763,7 @@
         </w:tc>
         <w:tc>
           <w:tcPr>
-            <w:tcW w:type="dxa" w:w="1000"/>
+            <w:tcW w:type="dxa" w:w="800"/>
             <w:tcBorders>
               <w:top w:val="single" w:color="CCCCCC" w:sz="2"/>
               <w:left w:val="single" w:color="CCCCCC" w:sz="2"/>
@@ -2794,7 +2794,7 @@
         </w:tc>
         <w:tc>
           <w:tcPr>
-            <w:tcW w:type="dxa" w:w="3500"/>
+            <w:tcW w:type="dxa" w:w="3700"/>
             <w:tcBorders>
               <w:top w:val="single" w:color="CCCCCC" w:sz="2"/>
               <w:left w:val="single" w:color="CCCCCC" w:sz="2"/>
@@ -2825,7 +2825,7 @@
         </w:tc>
         <w:tc>
           <w:tcPr>
-            <w:tcW w:type="dxa" w:w="2000"/>
+            <w:tcW w:type="dxa" w:w="2500"/>
             <w:tcBorders>
               <w:top w:val="single" w:color="CCCCCC" w:sz="2"/>
               <w:left w:val="single" w:color="CCCCCC" w:sz="2"/>
@@ -2856,7 +2856,7 @@
         </w:tc>
         <w:tc>
           <w:tcPr>
-            <w:tcW w:type="dxa" w:w="1858"/>
+            <w:tcW w:type="dxa" w:w="2400"/>
             <w:tcBorders>
               <w:top w:val="single" w:color="CCCCCC" w:sz="2"/>
               <w:left w:val="single" w:color="CCCCCC" w:sz="2"/>
@@ -2889,7 +2889,7 @@
       <w:tr>
         <w:tc>
           <w:tcPr>
-            <w:tcW w:type="dxa" w:w="1200"/>
+            <w:tcW w:type="dxa" w:w="1100"/>
             <w:tcBorders>
               <w:top w:val="single" w:color="CCCCCC" w:sz="2"/>
               <w:left w:val="single" w:color="CCCCCC" w:sz="2"/>
@@ -2920,7 +2920,7 @@
         </w:tc>
         <w:tc>
           <w:tcPr>
-            <w:tcW w:type="dxa" w:w="4400"/>
+            <w:tcW w:type="dxa" w:w="3900"/>
             <w:tcBorders>
               <w:top w:val="single" w:color="CCCCCC" w:sz="2"/>
               <w:left w:val="single" w:color="CCCCCC" w:sz="2"/>
@@ -2951,7 +2951,7 @@
         </w:tc>
         <w:tc>
           <w:tcPr>
-            <w:tcW w:type="dxa" w:w="1000"/>
+            <w:tcW w:type="dxa" w:w="800"/>
             <w:tcBorders>
               <w:top w:val="single" w:color="CCCCCC" w:sz="2"/>
               <w:left w:val="single" w:color="CCCCCC" w:sz="2"/>
@@ -2982,7 +2982,7 @@
         </w:tc>
         <w:tc>
           <w:tcPr>
-            <w:tcW w:type="dxa" w:w="3500"/>
+            <w:tcW w:type="dxa" w:w="3700"/>
             <w:tcBorders>
               <w:top w:val="single" w:color="CCCCCC" w:sz="2"/>
               <w:left w:val="single" w:color="CCCCCC" w:sz="2"/>
@@ -3013,7 +3013,7 @@
         </w:tc>
         <w:tc>
           <w:tcPr>
-            <w:tcW w:type="dxa" w:w="2000"/>
+            <w:tcW w:type="dxa" w:w="2500"/>
             <w:tcBorders>
               <w:top w:val="single" w:color="CCCCCC" w:sz="2"/>
               <w:left w:val="single" w:color="CCCCCC" w:sz="2"/>
@@ -3044,7 +3044,7 @@
         </w:tc>
         <w:tc>
           <w:tcPr>
-            <w:tcW w:type="dxa" w:w="1858"/>
+            <w:tcW w:type="dxa" w:w="2400"/>
             <w:tcBorders>
               <w:top w:val="single" w:color="CCCCCC" w:sz="2"/>
               <w:left w:val="single" w:color="CCCCCC" w:sz="2"/>
@@ -3077,7 +3077,7 @@
       <w:tr>
         <w:tc>
           <w:tcPr>
-            <w:tcW w:type="dxa" w:w="1200"/>
+            <w:tcW w:type="dxa" w:w="1100"/>
             <w:tcBorders>
               <w:top w:val="single" w:color="CCCCCC" w:sz="2"/>
               <w:left w:val="single" w:color="CCCCCC" w:sz="2"/>
@@ -3108,7 +3108,7 @@
         </w:tc>
         <w:tc>
           <w:tcPr>
-            <w:tcW w:type="dxa" w:w="4400"/>
+            <w:tcW w:type="dxa" w:w="3900"/>
             <w:tcBorders>
               <w:top w:val="single" w:color="CCCCCC" w:sz="2"/>
               <w:left w:val="single" w:color="CCCCCC" w:sz="2"/>
@@ -3139,7 +3139,7 @@
         </w:tc>
         <w:tc>
           <w:tcPr>
-            <w:tcW w:type="dxa" w:w="1000"/>
+            <w:tcW w:type="dxa" w:w="800"/>
             <w:tcBorders>
               <w:top w:val="single" w:color="CCCCCC" w:sz="2"/>
               <w:left w:val="single" w:color="CCCCCC" w:sz="2"/>
@@ -3170,7 +3170,7 @@
         </w:tc>
         <w:tc>
           <w:tcPr>
-            <w:tcW w:type="dxa" w:w="3500"/>
+            <w:tcW w:type="dxa" w:w="3700"/>
             <w:tcBorders>
               <w:top w:val="single" w:color="CCCCCC" w:sz="2"/>
               <w:left w:val="single" w:color="CCCCCC" w:sz="2"/>
@@ -3201,7 +3201,7 @@
         </w:tc>
         <w:tc>
           <w:tcPr>
-            <w:tcW w:type="dxa" w:w="2000"/>
+            <w:tcW w:type="dxa" w:w="2500"/>
             <w:tcBorders>
               <w:top w:val="single" w:color="CCCCCC" w:sz="2"/>
               <w:left w:val="single" w:color="CCCCCC" w:sz="2"/>
@@ -3232,7 +3232,7 @@
         </w:tc>
         <w:tc>
           <w:tcPr>
-            <w:tcW w:type="dxa" w:w="1858"/>
+            <w:tcW w:type="dxa" w:w="2400"/>
             <w:tcBorders>
               <w:top w:val="single" w:color="CCCCCC" w:sz="2"/>
               <w:left w:val="single" w:color="CCCCCC" w:sz="2"/>
@@ -3265,7 +3265,7 @@
       <w:tr>
         <w:tc>
           <w:tcPr>
-            <w:tcW w:type="dxa" w:w="1200"/>
+            <w:tcW w:type="dxa" w:w="1100"/>
             <w:tcBorders>
               <w:top w:val="single" w:color="CCCCCC" w:sz="2"/>
               <w:left w:val="single" w:color="CCCCCC" w:sz="2"/>
@@ -3296,7 +3296,7 @@
         </w:tc>
         <w:tc>
           <w:tcPr>
-            <w:tcW w:type="dxa" w:w="4400"/>
+            <w:tcW w:type="dxa" w:w="3900"/>
             <w:tcBorders>
               <w:top w:val="single" w:color="CCCCCC" w:sz="2"/>
               <w:left w:val="single" w:color="CCCCCC" w:sz="2"/>
@@ -3327,7 +3327,7 @@
         </w:tc>
         <w:tc>
           <w:tcPr>
-            <w:tcW w:type="dxa" w:w="1000"/>
+            <w:tcW w:type="dxa" w:w="800"/>
             <w:tcBorders>
               <w:top w:val="single" w:color="CCCCCC" w:sz="2"/>
               <w:left w:val="single" w:color="CCCCCC" w:sz="2"/>
@@ -3358,7 +3358,7 @@
         </w:tc>
         <w:tc>
           <w:tcPr>
-            <w:tcW w:type="dxa" w:w="3500"/>
+            <w:tcW w:type="dxa" w:w="3700"/>
             <w:tcBorders>
               <w:top w:val="single" w:color="CCCCCC" w:sz="2"/>
               <w:left w:val="single" w:color="CCCCCC" w:sz="2"/>
@@ -3389,7 +3389,7 @@
         </w:tc>
         <w:tc>
           <w:tcPr>
-            <w:tcW w:type="dxa" w:w="2000"/>
+            <w:tcW w:type="dxa" w:w="2500"/>
             <w:tcBorders>
               <w:top w:val="single" w:color="CCCCCC" w:sz="2"/>
               <w:left w:val="single" w:color="CCCCCC" w:sz="2"/>
@@ -3420,7 +3420,7 @@
         </w:tc>
         <w:tc>
           <w:tcPr>
-            <w:tcW w:type="dxa" w:w="1858"/>
+            <w:tcW w:type="dxa" w:w="2400"/>
             <w:tcBorders>
               <w:top w:val="single" w:color="CCCCCC" w:sz="2"/>
               <w:left w:val="single" w:color="CCCCCC" w:sz="2"/>
@@ -3453,7 +3453,7 @@
       <w:tr>
         <w:tc>
           <w:tcPr>
-            <w:tcW w:type="dxa" w:w="1200"/>
+            <w:tcW w:type="dxa" w:w="1100"/>
             <w:tcBorders>
               <w:top w:val="single" w:color="CCCCCC" w:sz="2"/>
               <w:left w:val="single" w:color="CCCCCC" w:sz="2"/>
@@ -3484,7 +3484,7 @@
         </w:tc>
         <w:tc>
           <w:tcPr>
-            <w:tcW w:type="dxa" w:w="4400"/>
+            <w:tcW w:type="dxa" w:w="3900"/>
             <w:tcBorders>
               <w:top w:val="single" w:color="CCCCCC" w:sz="2"/>
               <w:left w:val="single" w:color="CCCCCC" w:sz="2"/>
@@ -3515,7 +3515,7 @@
         </w:tc>
         <w:tc>
           <w:tcPr>
-            <w:tcW w:type="dxa" w:w="1000"/>
+            <w:tcW w:type="dxa" w:w="800"/>
             <w:tcBorders>
               <w:top w:val="single" w:color="CCCCCC" w:sz="2"/>
               <w:left w:val="single" w:color="CCCCCC" w:sz="2"/>
@@ -3546,7 +3546,7 @@
         </w:tc>
         <w:tc>
           <w:tcPr>
-            <w:tcW w:type="dxa" w:w="3500"/>
+            <w:tcW w:type="dxa" w:w="3700"/>
             <w:tcBorders>
               <w:top w:val="single" w:color="CCCCCC" w:sz="2"/>
               <w:left w:val="single" w:color="CCCCCC" w:sz="2"/>
@@ -3577,7 +3577,7 @@
         </w:tc>
         <w:tc>
           <w:tcPr>
-            <w:tcW w:type="dxa" w:w="2000"/>
+            <w:tcW w:type="dxa" w:w="2500"/>
             <w:tcBorders>
               <w:top w:val="single" w:color="CCCCCC" w:sz="2"/>
               <w:left w:val="single" w:color="CCCCCC" w:sz="2"/>
@@ -3608,7 +3608,7 @@
         </w:tc>
         <w:tc>
           <w:tcPr>
-            <w:tcW w:type="dxa" w:w="1858"/>
+            <w:tcW w:type="dxa" w:w="2400"/>
             <w:tcBorders>
               <w:top w:val="single" w:color="CCCCCC" w:sz="2"/>
               <w:left w:val="single" w:color="CCCCCC" w:sz="2"/>
@@ -3641,7 +3641,7 @@
       <w:tr>
         <w:tc>
           <w:tcPr>
-            <w:tcW w:type="dxa" w:w="1200"/>
+            <w:tcW w:type="dxa" w:w="1100"/>
             <w:tcBorders>
               <w:top w:val="single" w:color="CCCCCC" w:sz="2"/>
               <w:left w:val="single" w:color="CCCCCC" w:sz="2"/>
@@ -3672,7 +3672,7 @@
         </w:tc>
         <w:tc>
           <w:tcPr>
-            <w:tcW w:type="dxa" w:w="4400"/>
+            <w:tcW w:type="dxa" w:w="3900"/>
             <w:tcBorders>
               <w:top w:val="single" w:color="CCCCCC" w:sz="2"/>
               <w:left w:val="single" w:color="CCCCCC" w:sz="2"/>
@@ -3703,7 +3703,7 @@
         </w:tc>
         <w:tc>
           <w:tcPr>
-            <w:tcW w:type="dxa" w:w="1000"/>
+            <w:tcW w:type="dxa" w:w="800"/>
             <w:tcBorders>
               <w:top w:val="single" w:color="CCCCCC" w:sz="2"/>
               <w:left w:val="single" w:color="CCCCCC" w:sz="2"/>
@@ -3734,7 +3734,7 @@
         </w:tc>
         <w:tc>
           <w:tcPr>
-            <w:tcW w:type="dxa" w:w="3500"/>
+            <w:tcW w:type="dxa" w:w="3700"/>
             <w:tcBorders>
               <w:top w:val="single" w:color="CCCCCC" w:sz="2"/>
               <w:left w:val="single" w:color="CCCCCC" w:sz="2"/>
@@ -3765,7 +3765,7 @@
         </w:tc>
         <w:tc>
           <w:tcPr>
-            <w:tcW w:type="dxa" w:w="2000"/>
+            <w:tcW w:type="dxa" w:w="2500"/>
             <w:tcBorders>
               <w:top w:val="single" w:color="CCCCCC" w:sz="2"/>
               <w:left w:val="single" w:color="CCCCCC" w:sz="2"/>
@@ -3796,7 +3796,7 @@
         </w:tc>
         <w:tc>
           <w:tcPr>
-            <w:tcW w:type="dxa" w:w="1858"/>
+            <w:tcW w:type="dxa" w:w="2400"/>
             <w:tcBorders>
               <w:top w:val="single" w:color="CCCCCC" w:sz="2"/>
               <w:left w:val="single" w:color="CCCCCC" w:sz="2"/>
@@ -3829,7 +3829,7 @@
       <w:tr>
         <w:tc>
           <w:tcPr>
-            <w:tcW w:type="dxa" w:w="1200"/>
+            <w:tcW w:type="dxa" w:w="1100"/>
             <w:tcBorders>
               <w:top w:val="single" w:color="CCCCCC" w:sz="2"/>
               <w:left w:val="single" w:color="CCCCCC" w:sz="2"/>
@@ -3860,7 +3860,7 @@
         </w:tc>
         <w:tc>
           <w:tcPr>
-            <w:tcW w:type="dxa" w:w="4400"/>
+            <w:tcW w:type="dxa" w:w="3900"/>
             <w:tcBorders>
               <w:top w:val="single" w:color="CCCCCC" w:sz="2"/>
               <w:left w:val="single" w:color="CCCCCC" w:sz="2"/>
@@ -3891,7 +3891,7 @@
         </w:tc>
         <w:tc>
           <w:tcPr>
-            <w:tcW w:type="dxa" w:w="1000"/>
+            <w:tcW w:type="dxa" w:w="800"/>
             <w:tcBorders>
               <w:top w:val="single" w:color="CCCCCC" w:sz="2"/>
               <w:left w:val="single" w:color="CCCCCC" w:sz="2"/>
@@ -3922,7 +3922,7 @@
         </w:tc>
         <w:tc>
           <w:tcPr>
-            <w:tcW w:type="dxa" w:w="3500"/>
+            <w:tcW w:type="dxa" w:w="3700"/>
             <w:tcBorders>
               <w:top w:val="single" w:color="CCCCCC" w:sz="2"/>
               <w:left w:val="single" w:color="CCCCCC" w:sz="2"/>
@@ -3953,7 +3953,7 @@
         </w:tc>
         <w:tc>
           <w:tcPr>
-            <w:tcW w:type="dxa" w:w="2000"/>
+            <w:tcW w:type="dxa" w:w="2500"/>
             <w:tcBorders>
               <w:top w:val="single" w:color="CCCCCC" w:sz="2"/>
               <w:left w:val="single" w:color="CCCCCC" w:sz="2"/>
@@ -3984,7 +3984,7 @@
         </w:tc>
         <w:tc>
           <w:tcPr>
-            <w:tcW w:type="dxa" w:w="1858"/>
+            <w:tcW w:type="dxa" w:w="2400"/>
             <w:tcBorders>
               <w:top w:val="single" w:color="CCCCCC" w:sz="2"/>
               <w:left w:val="single" w:color="CCCCCC" w:sz="2"/>
@@ -4017,7 +4017,7 @@
       <w:tr>
         <w:tc>
           <w:tcPr>
-            <w:tcW w:type="dxa" w:w="1200"/>
+            <w:tcW w:type="dxa" w:w="1100"/>
             <w:tcBorders>
               <w:top w:val="single" w:color="CCCCCC" w:sz="2"/>
               <w:left w:val="single" w:color="CCCCCC" w:sz="2"/>
@@ -4048,7 +4048,7 @@
         </w:tc>
         <w:tc>
           <w:tcPr>
-            <w:tcW w:type="dxa" w:w="4400"/>
+            <w:tcW w:type="dxa" w:w="3900"/>
             <w:tcBorders>
               <w:top w:val="single" w:color="CCCCCC" w:sz="2"/>
               <w:left w:val="single" w:color="CCCCCC" w:sz="2"/>
@@ -4079,7 +4079,7 @@
         </w:tc>
         <w:tc>
           <w:tcPr>
-            <w:tcW w:type="dxa" w:w="1000"/>
+            <w:tcW w:type="dxa" w:w="800"/>
             <w:tcBorders>
               <w:top w:val="single" w:color="CCCCCC" w:sz="2"/>
               <w:left w:val="single" w:color="CCCCCC" w:sz="2"/>
@@ -4110,7 +4110,7 @@
         </w:tc>
         <w:tc>
           <w:tcPr>
-            <w:tcW w:type="dxa" w:w="3500"/>
+            <w:tcW w:type="dxa" w:w="3700"/>
             <w:tcBorders>
               <w:top w:val="single" w:color="CCCCCC" w:sz="2"/>
               <w:left w:val="single" w:color="CCCCCC" w:sz="2"/>
@@ -4141,7 +4141,7 @@
         </w:tc>
         <w:tc>
           <w:tcPr>
-            <w:tcW w:type="dxa" w:w="2000"/>
+            <w:tcW w:type="dxa" w:w="2500"/>
             <w:tcBorders>
               <w:top w:val="single" w:color="CCCCCC" w:sz="2"/>
               <w:left w:val="single" w:color="CCCCCC" w:sz="2"/>
@@ -4172,7 +4172,7 @@
         </w:tc>
         <w:tc>
           <w:tcPr>
-            <w:tcW w:type="dxa" w:w="1858"/>
+            <w:tcW w:type="dxa" w:w="2400"/>
             <w:tcBorders>
               <w:top w:val="single" w:color="CCCCCC" w:sz="2"/>
               <w:left w:val="single" w:color="CCCCCC" w:sz="2"/>
@@ -4205,7 +4205,7 @@
       <w:tr>
         <w:tc>
           <w:tcPr>
-            <w:tcW w:type="dxa" w:w="1200"/>
+            <w:tcW w:type="dxa" w:w="1100"/>
             <w:tcBorders>
               <w:top w:val="single" w:color="CCCCCC" w:sz="2"/>
               <w:left w:val="single" w:color="CCCCCC" w:sz="2"/>
@@ -4236,7 +4236,7 @@
         </w:tc>
         <w:tc>
           <w:tcPr>
-            <w:tcW w:type="dxa" w:w="4400"/>
+            <w:tcW w:type="dxa" w:w="3900"/>
             <w:tcBorders>
               <w:top w:val="single" w:color="CCCCCC" w:sz="2"/>
               <w:left w:val="single" w:color="CCCCCC" w:sz="2"/>
@@ -4267,7 +4267,7 @@
         </w:tc>
         <w:tc>
           <w:tcPr>
-            <w:tcW w:type="dxa" w:w="1000"/>
+            <w:tcW w:type="dxa" w:w="800"/>
             <w:tcBorders>
               <w:top w:val="single" w:color="CCCCCC" w:sz="2"/>
               <w:left w:val="single" w:color="CCCCCC" w:sz="2"/>
@@ -4298,7 +4298,7 @@
         </w:tc>
         <w:tc>
           <w:tcPr>
-            <w:tcW w:type="dxa" w:w="3500"/>
+            <w:tcW w:type="dxa" w:w="3700"/>
             <w:tcBorders>
               <w:top w:val="single" w:color="CCCCCC" w:sz="2"/>
               <w:left w:val="single" w:color="CCCCCC" w:sz="2"/>
@@ -4329,7 +4329,7 @@
         </w:tc>
         <w:tc>
           <w:tcPr>
-            <w:tcW w:type="dxa" w:w="2000"/>
+            <w:tcW w:type="dxa" w:w="2500"/>
             <w:tcBorders>
               <w:top w:val="single" w:color="CCCCCC" w:sz="2"/>
               <w:left w:val="single" w:color="CCCCCC" w:sz="2"/>
@@ -4360,7 +4360,7 @@
         </w:tc>
         <w:tc>
           <w:tcPr>
-            <w:tcW w:type="dxa" w:w="1858"/>
+            <w:tcW w:type="dxa" w:w="2400"/>
             <w:tcBorders>
               <w:top w:val="single" w:color="CCCCCC" w:sz="2"/>
               <w:left w:val="single" w:color="CCCCCC" w:sz="2"/>
@@ -4393,7 +4393,7 @@
       <w:tr>
         <w:tc>
           <w:tcPr>
-            <w:tcW w:type="dxa" w:w="1200"/>
+            <w:tcW w:type="dxa" w:w="1100"/>
             <w:tcBorders>
               <w:top w:val="single" w:color="CCCCCC" w:sz="2"/>
               <w:left w:val="single" w:color="CCCCCC" w:sz="2"/>
@@ -4424,7 +4424,7 @@
         </w:tc>
         <w:tc>
           <w:tcPr>
-            <w:tcW w:type="dxa" w:w="4400"/>
+            <w:tcW w:type="dxa" w:w="3900"/>
             <w:tcBorders>
               <w:top w:val="single" w:color="CCCCCC" w:sz="2"/>
               <w:left w:val="single" w:color="CCCCCC" w:sz="2"/>
@@ -4455,7 +4455,7 @@
         </w:tc>
         <w:tc>
           <w:tcPr>
-            <w:tcW w:type="dxa" w:w="1000"/>
+            <w:tcW w:type="dxa" w:w="800"/>
             <w:tcBorders>
               <w:top w:val="single" w:color="CCCCCC" w:sz="2"/>
               <w:left w:val="single" w:color="CCCCCC" w:sz="2"/>
@@ -4486,7 +4486,7 @@
         </w:tc>
         <w:tc>
           <w:tcPr>
-            <w:tcW w:type="dxa" w:w="3500"/>
+            <w:tcW w:type="dxa" w:w="3700"/>
             <w:tcBorders>
               <w:top w:val="single" w:color="CCCCCC" w:sz="2"/>
               <w:left w:val="single" w:color="CCCCCC" w:sz="2"/>
@@ -4517,7 +4517,7 @@
         </w:tc>
         <w:tc>
           <w:tcPr>
-            <w:tcW w:type="dxa" w:w="2000"/>
+            <w:tcW w:type="dxa" w:w="2500"/>
             <w:tcBorders>
               <w:top w:val="single" w:color="CCCCCC" w:sz="2"/>
               <w:left w:val="single" w:color="CCCCCC" w:sz="2"/>
@@ -4548,7 +4548,7 @@
         </w:tc>
         <w:tc>
           <w:tcPr>
-            <w:tcW w:type="dxa" w:w="1858"/>
+            <w:tcW w:type="dxa" w:w="2400"/>
             <w:tcBorders>
               <w:top w:val="single" w:color="CCCCCC" w:sz="2"/>
               <w:left w:val="single" w:color="CCCCCC" w:sz="2"/>
@@ -4581,7 +4581,7 @@
       <w:tr>
         <w:tc>
           <w:tcPr>
-            <w:tcW w:type="dxa" w:w="1200"/>
+            <w:tcW w:type="dxa" w:w="1100"/>
             <w:tcBorders>
               <w:top w:val="single" w:color="CCCCCC" w:sz="2"/>
               <w:left w:val="single" w:color="CCCCCC" w:sz="2"/>
@@ -4612,7 +4612,7 @@
         </w:tc>
         <w:tc>
           <w:tcPr>
-            <w:tcW w:type="dxa" w:w="4400"/>
+            <w:tcW w:type="dxa" w:w="3900"/>
             <w:tcBorders>
               <w:top w:val="single" w:color="CCCCCC" w:sz="2"/>
               <w:left w:val="single" w:color="CCCCCC" w:sz="2"/>
@@ -4643,7 +4643,7 @@
         </w:tc>
         <w:tc>
           <w:tcPr>
-            <w:tcW w:type="dxa" w:w="1000"/>
+            <w:tcW w:type="dxa" w:w="800"/>
             <w:tcBorders>
               <w:top w:val="single" w:color="CCCCCC" w:sz="2"/>
               <w:left w:val="single" w:color="CCCCCC" w:sz="2"/>
@@ -4674,7 +4674,7 @@
         </w:tc>
         <w:tc>
           <w:tcPr>
-            <w:tcW w:type="dxa" w:w="3500"/>
+            <w:tcW w:type="dxa" w:w="3700"/>
             <w:tcBorders>
               <w:top w:val="single" w:color="CCCCCC" w:sz="2"/>
               <w:left w:val="single" w:color="CCCCCC" w:sz="2"/>
@@ -4705,7 +4705,7 @@
         </w:tc>
         <w:tc>
           <w:tcPr>
-            <w:tcW w:type="dxa" w:w="2000"/>
+            <w:tcW w:type="dxa" w:w="2500"/>
             <w:tcBorders>
               <w:top w:val="single" w:color="CCCCCC" w:sz="2"/>
               <w:left w:val="single" w:color="CCCCCC" w:sz="2"/>
@@ -4736,7 +4736,7 @@
         </w:tc>
         <w:tc>
           <w:tcPr>
-            <w:tcW w:type="dxa" w:w="1858"/>
+            <w:tcW w:type="dxa" w:w="2400"/>
             <w:tcBorders>
               <w:top w:val="single" w:color="CCCCCC" w:sz="2"/>
               <w:left w:val="single" w:color="CCCCCC" w:sz="2"/>
@@ -4769,7 +4769,7 @@
       <w:tr>
         <w:tc>
           <w:tcPr>
-            <w:tcW w:type="dxa" w:w="1200"/>
+            <w:tcW w:type="dxa" w:w="1100"/>
             <w:tcBorders>
               <w:top w:val="single" w:color="CCCCCC" w:sz="2"/>
               <w:left w:val="single" w:color="CCCCCC" w:sz="2"/>
@@ -4800,7 +4800,7 @@
         </w:tc>
         <w:tc>
           <w:tcPr>
-            <w:tcW w:type="dxa" w:w="4400"/>
+            <w:tcW w:type="dxa" w:w="3900"/>
             <w:tcBorders>
               <w:top w:val="single" w:color="CCCCCC" w:sz="2"/>
               <w:left w:val="single" w:color="CCCCCC" w:sz="2"/>
@@ -4831,7 +4831,7 @@
         </w:tc>
         <w:tc>
           <w:tcPr>
-            <w:tcW w:type="dxa" w:w="1000"/>
+            <w:tcW w:type="dxa" w:w="800"/>
             <w:tcBorders>
               <w:top w:val="single" w:color="CCCCCC" w:sz="2"/>
               <w:left w:val="single" w:color="CCCCCC" w:sz="2"/>
@@ -4862,7 +4862,7 @@
         </w:tc>
         <w:tc>
           <w:tcPr>
-            <w:tcW w:type="dxa" w:w="3500"/>
+            <w:tcW w:type="dxa" w:w="3700"/>
             <w:tcBorders>
               <w:top w:val="single" w:color="CCCCCC" w:sz="2"/>
               <w:left w:val="single" w:color="CCCCCC" w:sz="2"/>
@@ -4893,7 +4893,7 @@
         </w:tc>
         <w:tc>
           <w:tcPr>
-            <w:tcW w:type="dxa" w:w="2000"/>
+            <w:tcW w:type="dxa" w:w="2500"/>
             <w:tcBorders>
               <w:top w:val="single" w:color="CCCCCC" w:sz="2"/>
               <w:left w:val="single" w:color="CCCCCC" w:sz="2"/>
@@ -4924,7 +4924,7 @@
         </w:tc>
         <w:tc>
           <w:tcPr>
-            <w:tcW w:type="dxa" w:w="1858"/>
+            <w:tcW w:type="dxa" w:w="2400"/>
             <w:tcBorders>
               <w:top w:val="single" w:color="CCCCCC" w:sz="2"/>
               <w:left w:val="single" w:color="CCCCCC" w:sz="2"/>
@@ -4957,7 +4957,7 @@
       <w:tr>
         <w:tc>
           <w:tcPr>
-            <w:tcW w:type="dxa" w:w="1200"/>
+            <w:tcW w:type="dxa" w:w="1100"/>
             <w:tcBorders>
               <w:top w:val="single" w:color="CCCCCC" w:sz="2"/>
               <w:left w:val="single" w:color="CCCCCC" w:sz="2"/>
@@ -4988,7 +4988,7 @@
         </w:tc>
         <w:tc>
           <w:tcPr>
-            <w:tcW w:type="dxa" w:w="4400"/>
+            <w:tcW w:type="dxa" w:w="3900"/>
             <w:tcBorders>
               <w:top w:val="single" w:color="CCCCCC" w:sz="2"/>
               <w:left w:val="single" w:color="CCCCCC" w:sz="2"/>
@@ -5019,7 +5019,7 @@
         </w:tc>
         <w:tc>
           <w:tcPr>
-            <w:tcW w:type="dxa" w:w="1000"/>
+            <w:tcW w:type="dxa" w:w="800"/>
             <w:tcBorders>
               <w:top w:val="single" w:color="CCCCCC" w:sz="2"/>
               <w:left w:val="single" w:color="CCCCCC" w:sz="2"/>
@@ -5050,7 +5050,7 @@
         </w:tc>
         <w:tc>
           <w:tcPr>
-            <w:tcW w:type="dxa" w:w="3500"/>
+            <w:tcW w:type="dxa" w:w="3700"/>
             <w:tcBorders>
               <w:top w:val="single" w:color="CCCCCC" w:sz="2"/>
               <w:left w:val="single" w:color="CCCCCC" w:sz="2"/>
@@ -5081,7 +5081,7 @@
         </w:tc>
         <w:tc>
           <w:tcPr>
-            <w:tcW w:type="dxa" w:w="2000"/>
+            <w:tcW w:type="dxa" w:w="2500"/>
             <w:tcBorders>
               <w:top w:val="single" w:color="CCCCCC" w:sz="2"/>
               <w:left w:val="single" w:color="CCCCCC" w:sz="2"/>
@@ -5112,7 +5112,7 @@
         </w:tc>
         <w:tc>
           <w:tcPr>
-            <w:tcW w:type="dxa" w:w="1858"/>
+            <w:tcW w:type="dxa" w:w="2400"/>
             <w:tcBorders>
               <w:top w:val="single" w:color="CCCCCC" w:sz="2"/>
               <w:left w:val="single" w:color="CCCCCC" w:sz="2"/>
@@ -5145,7 +5145,7 @@
       <w:tr>
         <w:tc>
           <w:tcPr>
-            <w:tcW w:type="dxa" w:w="1200"/>
+            <w:tcW w:type="dxa" w:w="1100"/>
             <w:tcBorders>
               <w:top w:val="single" w:color="CCCCCC" w:sz="2"/>
               <w:left w:val="single" w:color="CCCCCC" w:sz="2"/>
@@ -5176,7 +5176,7 @@
         </w:tc>
         <w:tc>
           <w:tcPr>
-            <w:tcW w:type="dxa" w:w="4400"/>
+            <w:tcW w:type="dxa" w:w="3900"/>
             <w:tcBorders>
               <w:top w:val="single" w:color="CCCCCC" w:sz="2"/>
               <w:left w:val="single" w:color="CCCCCC" w:sz="2"/>
@@ -5207,7 +5207,7 @@
         </w:tc>
         <w:tc>
           <w:tcPr>
-            <w:tcW w:type="dxa" w:w="1000"/>
+            <w:tcW w:type="dxa" w:w="800"/>
             <w:tcBorders>
               <w:top w:val="single" w:color="CCCCCC" w:sz="2"/>
               <w:left w:val="single" w:color="CCCCCC" w:sz="2"/>
@@ -5238,7 +5238,7 @@
         </w:tc>
         <w:tc>
           <w:tcPr>
-            <w:tcW w:type="dxa" w:w="3500"/>
+            <w:tcW w:type="dxa" w:w="3700"/>
             <w:tcBorders>
               <w:top w:val="single" w:color="CCCCCC" w:sz="2"/>
               <w:left w:val="single" w:color="CCCCCC" w:sz="2"/>
@@ -5269,7 +5269,7 @@
         </w:tc>
         <w:tc>
           <w:tcPr>
-            <w:tcW w:type="dxa" w:w="2000"/>
+            <w:tcW w:type="dxa" w:w="2500"/>
             <w:tcBorders>
               <w:top w:val="single" w:color="CCCCCC" w:sz="2"/>
               <w:left w:val="single" w:color="CCCCCC" w:sz="2"/>
@@ -5300,7 +5300,7 @@
         </w:tc>
         <w:tc>
           <w:tcPr>
-            <w:tcW w:type="dxa" w:w="1858"/>
+            <w:tcW w:type="dxa" w:w="2400"/>
             <w:tcBorders>
               <w:top w:val="single" w:color="CCCCCC" w:sz="2"/>
               <w:left w:val="single" w:color="CCCCCC" w:sz="2"/>
@@ -5333,7 +5333,7 @@
       <w:tr>
         <w:tc>
           <w:tcPr>
-            <w:tcW w:type="dxa" w:w="1200"/>
+            <w:tcW w:type="dxa" w:w="1100"/>
             <w:tcBorders>
               <w:top w:val="single" w:color="CCCCCC" w:sz="2"/>
               <w:left w:val="single" w:color="CCCCCC" w:sz="2"/>
@@ -5364,7 +5364,7 @@
         </w:tc>
         <w:tc>
           <w:tcPr>
-            <w:tcW w:type="dxa" w:w="4400"/>
+            <w:tcW w:type="dxa" w:w="3900"/>
             <w:tcBorders>
               <w:top w:val="single" w:color="CCCCCC" w:sz="2"/>
               <w:left w:val="single" w:color="CCCCCC" w:sz="2"/>
@@ -5395,7 +5395,7 @@
         </w:tc>
         <w:tc>
           <w:tcPr>
-            <w:tcW w:type="dxa" w:w="1000"/>
+            <w:tcW w:type="dxa" w:w="800"/>
             <w:tcBorders>
               <w:top w:val="single" w:color="CCCCCC" w:sz="2"/>
               <w:left w:val="single" w:color="CCCCCC" w:sz="2"/>
@@ -5426,7 +5426,7 @@
         </w:tc>
         <w:tc>
           <w:tcPr>
-            <w:tcW w:type="dxa" w:w="3500"/>
+            <w:tcW w:type="dxa" w:w="3700"/>
             <w:tcBorders>
               <w:top w:val="single" w:color="CCCCCC" w:sz="2"/>
               <w:left w:val="single" w:color="CCCCCC" w:sz="2"/>
@@ -5457,7 +5457,7 @@
         </w:tc>
         <w:tc>
           <w:tcPr>
-            <w:tcW w:type="dxa" w:w="2000"/>
+            <w:tcW w:type="dxa" w:w="2500"/>
             <w:tcBorders>
               <w:top w:val="single" w:color="CCCCCC" w:sz="2"/>
               <w:left w:val="single" w:color="CCCCCC" w:sz="2"/>
@@ -5488,7 +5488,7 @@
         </w:tc>
         <w:tc>
           <w:tcPr>
-            <w:tcW w:type="dxa" w:w="1858"/>
+            <w:tcW w:type="dxa" w:w="2400"/>
             <w:tcBorders>
               <w:top w:val="single" w:color="CCCCCC" w:sz="2"/>
               <w:left w:val="single" w:color="CCCCCC" w:sz="2"/>
@@ -5521,7 +5521,7 @@
       <w:tr>
         <w:tc>
           <w:tcPr>
-            <w:tcW w:type="dxa" w:w="1200"/>
+            <w:tcW w:type="dxa" w:w="1100"/>
             <w:tcBorders>
               <w:top w:val="single" w:color="CCCCCC" w:sz="2"/>
               <w:left w:val="single" w:color="CCCCCC" w:sz="2"/>
@@ -5552,7 +5552,7 @@
         </w:tc>
         <w:tc>
           <w:tcPr>
-            <w:tcW w:type="dxa" w:w="4400"/>
+            <w:tcW w:type="dxa" w:w="3900"/>
             <w:tcBorders>
               <w:top w:val="single" w:color="CCCCCC" w:sz="2"/>
               <w:left w:val="single" w:color="CCCCCC" w:sz="2"/>
@@ -5583,7 +5583,7 @@
         </w:tc>
         <w:tc>
           <w:tcPr>
-            <w:tcW w:type="dxa" w:w="1000"/>
+            <w:tcW w:type="dxa" w:w="800"/>
             <w:tcBorders>
               <w:top w:val="single" w:color="CCCCCC" w:sz="2"/>
               <w:left w:val="single" w:color="CCCCCC" w:sz="2"/>
@@ -5614,7 +5614,7 @@
         </w:tc>
         <w:tc>
           <w:tcPr>
-            <w:tcW w:type="dxa" w:w="3500"/>
+            <w:tcW w:type="dxa" w:w="3700"/>
             <w:tcBorders>
               <w:top w:val="single" w:color="CCCCCC" w:sz="2"/>
               <w:left w:val="single" w:color="CCCCCC" w:sz="2"/>
@@ -5645,7 +5645,7 @@
         </w:tc>
         <w:tc>
           <w:tcPr>
-            <w:tcW w:type="dxa" w:w="2000"/>
+            <w:tcW w:type="dxa" w:w="2500"/>
             <w:tcBorders>
               <w:top w:val="single" w:color="CCCCCC" w:sz="2"/>
               <w:left w:val="single" w:color="CCCCCC" w:sz="2"/>
@@ -5676,7 +5676,7 @@
         </w:tc>
         <w:tc>
           <w:tcPr>
-            <w:tcW w:type="dxa" w:w="1858"/>
+            <w:tcW w:type="dxa" w:w="2400"/>
             <w:tcBorders>
               <w:top w:val="single" w:color="CCCCCC" w:sz="2"/>
               <w:left w:val="single" w:color="CCCCCC" w:sz="2"/>
@@ -5709,7 +5709,7 @@
       <w:tr>
         <w:tc>
           <w:tcPr>
-            <w:tcW w:type="dxa" w:w="1200"/>
+            <w:tcW w:type="dxa" w:w="1100"/>
             <w:tcBorders>
               <w:top w:val="single" w:color="CCCCCC" w:sz="2"/>
               <w:left w:val="single" w:color="CCCCCC" w:sz="2"/>
@@ -5740,7 +5740,7 @@
         </w:tc>
         <w:tc>
           <w:tcPr>
-            <w:tcW w:type="dxa" w:w="4400"/>
+            <w:tcW w:type="dxa" w:w="3900"/>
             <w:tcBorders>
               <w:top w:val="single" w:color="CCCCCC" w:sz="2"/>
               <w:left w:val="single" w:color="CCCCCC" w:sz="2"/>
@@ -5771,7 +5771,7 @@
         </w:tc>
         <w:tc>
           <w:tcPr>
-            <w:tcW w:type="dxa" w:w="1000"/>
+            <w:tcW w:type="dxa" w:w="800"/>
             <w:tcBorders>
               <w:top w:val="single" w:color="CCCCCC" w:sz="2"/>
               <w:left w:val="single" w:color="CCCCCC" w:sz="2"/>
@@ -5802,7 +5802,7 @@
         </w:tc>
         <w:tc>
           <w:tcPr>
-            <w:tcW w:type="dxa" w:w="3500"/>
+            <w:tcW w:type="dxa" w:w="3700"/>
             <w:tcBorders>
               <w:top w:val="single" w:color="CCCCCC" w:sz="2"/>
               <w:left w:val="single" w:color="CCCCCC" w:sz="2"/>
@@ -5833,7 +5833,7 @@
         </w:tc>
         <w:tc>
           <w:tcPr>
-            <w:tcW w:type="dxa" w:w="2000"/>
+            <w:tcW w:type="dxa" w:w="2500"/>
             <w:tcBorders>
               <w:top w:val="single" w:color="CCCCCC" w:sz="2"/>
               <w:left w:val="single" w:color="CCCCCC" w:sz="2"/>
@@ -5864,7 +5864,7 @@
         </w:tc>
         <w:tc>
           <w:tcPr>
-            <w:tcW w:type="dxa" w:w="1858"/>
+            <w:tcW w:type="dxa" w:w="2400"/>
             <w:tcBorders>
               <w:top w:val="single" w:color="CCCCCC" w:sz="2"/>
               <w:left w:val="single" w:color="CCCCCC" w:sz="2"/>
@@ -5897,7 +5897,7 @@
       <w:tr>
         <w:tc>
           <w:tcPr>
-            <w:tcW w:type="dxa" w:w="1200"/>
+            <w:tcW w:type="dxa" w:w="1100"/>
             <w:tcBorders>
               <w:top w:val="single" w:color="CCCCCC" w:sz="2"/>
               <w:left w:val="single" w:color="CCCCCC" w:sz="2"/>
@@ -5928,7 +5928,7 @@
         </w:tc>
         <w:tc>
           <w:tcPr>
-            <w:tcW w:type="dxa" w:w="4400"/>
+            <w:tcW w:type="dxa" w:w="3900"/>
             <w:tcBorders>
               <w:top w:val="single" w:color="CCCCCC" w:sz="2"/>
               <w:left w:val="single" w:color="CCCCCC" w:sz="2"/>
@@ -5959,7 +5959,7 @@
         </w:tc>
         <w:tc>
           <w:tcPr>
-            <w:tcW w:type="dxa" w:w="1000"/>
+            <w:tcW w:type="dxa" w:w="800"/>
             <w:tcBorders>
               <w:top w:val="single" w:color="CCCCCC" w:sz="2"/>
               <w:left w:val="single" w:color="CCCCCC" w:sz="2"/>
@@ -5990,7 +5990,7 @@
         </w:tc>
         <w:tc>
           <w:tcPr>
-            <w:tcW w:type="dxa" w:w="3500"/>
+            <w:tcW w:type="dxa" w:w="3700"/>
             <w:tcBorders>
               <w:top w:val="single" w:color="CCCCCC" w:sz="2"/>
               <w:left w:val="single" w:color="CCCCCC" w:sz="2"/>
@@ -6021,7 +6021,7 @@
         </w:tc>
         <w:tc>
           <w:tcPr>
-            <w:tcW w:type="dxa" w:w="2000"/>
+            <w:tcW w:type="dxa" w:w="2500"/>
             <w:tcBorders>
               <w:top w:val="single" w:color="CCCCCC" w:sz="2"/>
               <w:left w:val="single" w:color="CCCCCC" w:sz="2"/>
@@ -6052,7 +6052,7 @@
         </w:tc>
         <w:tc>
           <w:tcPr>
-            <w:tcW w:type="dxa" w:w="1858"/>
+            <w:tcW w:type="dxa" w:w="2400"/>
             <w:tcBorders>
               <w:top w:val="single" w:color="CCCCCC" w:sz="2"/>
               <w:left w:val="single" w:color="CCCCCC" w:sz="2"/>
@@ -6085,7 +6085,7 @@
       <w:tr>
         <w:tc>
           <w:tcPr>
-            <w:tcW w:type="dxa" w:w="1200"/>
+            <w:tcW w:type="dxa" w:w="1100"/>
             <w:tcBorders>
               <w:top w:val="single" w:color="CCCCCC" w:sz="2"/>
               <w:left w:val="single" w:color="CCCCCC" w:sz="2"/>
@@ -6116,7 +6116,7 @@
         </w:tc>
         <w:tc>
           <w:tcPr>
-            <w:tcW w:type="dxa" w:w="4400"/>
+            <w:tcW w:type="dxa" w:w="3900"/>
             <w:tcBorders>
               <w:top w:val="single" w:color="CCCCCC" w:sz="2"/>
               <w:left w:val="single" w:color="CCCCCC" w:sz="2"/>
@@ -6147,7 +6147,7 @@
         </w:tc>
         <w:tc>
           <w:tcPr>
-            <w:tcW w:type="dxa" w:w="1000"/>
+            <w:tcW w:type="dxa" w:w="800"/>
             <w:tcBorders>
               <w:top w:val="single" w:color="CCCCCC" w:sz="2"/>
               <w:left w:val="single" w:color="CCCCCC" w:sz="2"/>
@@ -6178,7 +6178,7 @@
         </w:tc>
         <w:tc>
           <w:tcPr>
-            <w:tcW w:type="dxa" w:w="3500"/>
+            <w:tcW w:type="dxa" w:w="3700"/>
             <w:tcBorders>
               <w:top w:val="single" w:color="CCCCCC" w:sz="2"/>
               <w:left w:val="single" w:color="CCCCCC" w:sz="2"/>
@@ -6209,7 +6209,7 @@
         </w:tc>
         <w:tc>
           <w:tcPr>
-            <w:tcW w:type="dxa" w:w="2000"/>
+            <w:tcW w:type="dxa" w:w="2500"/>
             <w:tcBorders>
               <w:top w:val="single" w:color="CCCCCC" w:sz="2"/>
               <w:left w:val="single" w:color="CCCCCC" w:sz="2"/>
@@ -6240,7 +6240,7 @@
         </w:tc>
         <w:tc>
           <w:tcPr>
-            <w:tcW w:type="dxa" w:w="1858"/>
+            <w:tcW w:type="dxa" w:w="2400"/>
             <w:tcBorders>
               <w:top w:val="single" w:color="CCCCCC" w:sz="2"/>
               <w:left w:val="single" w:color="CCCCCC" w:sz="2"/>
@@ -6273,7 +6273,7 @@
       <w:tr>
         <w:tc>
           <w:tcPr>
-            <w:tcW w:type="dxa" w:w="1200"/>
+            <w:tcW w:type="dxa" w:w="1100"/>
             <w:tcBorders>
               <w:top w:val="single" w:color="CCCCCC" w:sz="2"/>
               <w:left w:val="single" w:color="CCCCCC" w:sz="2"/>
@@ -6304,7 +6304,7 @@
         </w:tc>
         <w:tc>
           <w:tcPr>
-            <w:tcW w:type="dxa" w:w="4400"/>
+            <w:tcW w:type="dxa" w:w="3900"/>
             <w:tcBorders>
               <w:top w:val="single" w:color="CCCCCC" w:sz="2"/>
               <w:left w:val="single" w:color="CCCCCC" w:sz="2"/>
@@ -6335,7 +6335,7 @@
         </w:tc>
         <w:tc>
           <w:tcPr>
-            <w:tcW w:type="dxa" w:w="1000"/>
+            <w:tcW w:type="dxa" w:w="800"/>
             <w:tcBorders>
               <w:top w:val="single" w:color="CCCCCC" w:sz="2"/>
               <w:left w:val="single" w:color="CCCCCC" w:sz="2"/>
@@ -6366,7 +6366,7 @@
         </w:tc>
         <w:tc>
           <w:tcPr>
-            <w:tcW w:type="dxa" w:w="3500"/>
+            <w:tcW w:type="dxa" w:w="3700"/>
             <w:tcBorders>
               <w:top w:val="single" w:color="CCCCCC" w:sz="2"/>
               <w:left w:val="single" w:color="CCCCCC" w:sz="2"/>
@@ -6397,7 +6397,7 @@
         </w:tc>
         <w:tc>
           <w:tcPr>
-            <w:tcW w:type="dxa" w:w="2000"/>
+            <w:tcW w:type="dxa" w:w="2500"/>
             <w:tcBorders>
               <w:top w:val="single" w:color="CCCCCC" w:sz="2"/>
               <w:left w:val="single" w:color="CCCCCC" w:sz="2"/>
@@ -6428,7 +6428,7 @@
         </w:tc>
         <w:tc>
           <w:tcPr>
-            <w:tcW w:type="dxa" w:w="1858"/>
+            <w:tcW w:type="dxa" w:w="2400"/>
             <w:tcBorders>
               <w:top w:val="single" w:color="CCCCCC" w:sz="2"/>
               <w:left w:val="single" w:color="CCCCCC" w:sz="2"/>
@@ -6461,7 +6461,7 @@
       <w:tr>
         <w:tc>
           <w:tcPr>
-            <w:tcW w:type="dxa" w:w="1200"/>
+            <w:tcW w:type="dxa" w:w="1100"/>
             <w:tcBorders>
               <w:top w:val="single" w:color="CCCCCC" w:sz="2"/>
               <w:left w:val="single" w:color="CCCCCC" w:sz="2"/>
@@ -6492,7 +6492,7 @@
         </w:tc>
         <w:tc>
           <w:tcPr>
-            <w:tcW w:type="dxa" w:w="4400"/>
+            <w:tcW w:type="dxa" w:w="3900"/>
             <w:tcBorders>
               <w:top w:val="single" w:color="CCCCCC" w:sz="2"/>
               <w:left w:val="single" w:color="CCCCCC" w:sz="2"/>
@@ -6523,7 +6523,7 @@
         </w:tc>
         <w:tc>
           <w:tcPr>
-            <w:tcW w:type="dxa" w:w="1000"/>
+            <w:tcW w:type="dxa" w:w="800"/>
             <w:tcBorders>
               <w:top w:val="single" w:color="CCCCCC" w:sz="2"/>
               <w:left w:val="single" w:color="CCCCCC" w:sz="2"/>
@@ -6554,7 +6554,7 @@
         </w:tc>
         <w:tc>
           <w:tcPr>
-            <w:tcW w:type="dxa" w:w="3500"/>
+            <w:tcW w:type="dxa" w:w="3700"/>
             <w:tcBorders>
               <w:top w:val="single" w:color="CCCCCC" w:sz="2"/>
               <w:left w:val="single" w:color="CCCCCC" w:sz="2"/>
@@ -6585,7 +6585,7 @@
         </w:tc>
         <w:tc>
           <w:tcPr>
-            <w:tcW w:type="dxa" w:w="2000"/>
+            <w:tcW w:type="dxa" w:w="2500"/>
             <w:tcBorders>
               <w:top w:val="single" w:color="CCCCCC" w:sz="2"/>
               <w:left w:val="single" w:color="CCCCCC" w:sz="2"/>
@@ -6616,7 +6616,7 @@
         </w:tc>
         <w:tc>
           <w:tcPr>
-            <w:tcW w:type="dxa" w:w="1858"/>
+            <w:tcW w:type="dxa" w:w="2400"/>
             <w:tcBorders>
               <w:top w:val="single" w:color="CCCCCC" w:sz="2"/>
               <w:left w:val="single" w:color="CCCCCC" w:sz="2"/>
@@ -6649,7 +6649,7 @@
       <w:tr>
         <w:tc>
           <w:tcPr>
-            <w:tcW w:type="dxa" w:w="1200"/>
+            <w:tcW w:type="dxa" w:w="1100"/>
             <w:tcBorders>
               <w:top w:val="single" w:color="CCCCCC" w:sz="2"/>
               <w:left w:val="single" w:color="CCCCCC" w:sz="2"/>
@@ -6680,7 +6680,7 @@
         </w:tc>
         <w:tc>
           <w:tcPr>
-            <w:tcW w:type="dxa" w:w="4400"/>
+            <w:tcW w:type="dxa" w:w="3900"/>
             <w:tcBorders>
               <w:top w:val="single" w:color="CCCCCC" w:sz="2"/>
               <w:left w:val="single" w:color="CCCCCC" w:sz="2"/>
@@ -6711,7 +6711,7 @@
         </w:tc>
         <w:tc>
           <w:tcPr>
-            <w:tcW w:type="dxa" w:w="1000"/>
+            <w:tcW w:type="dxa" w:w="800"/>
             <w:tcBorders>
               <w:top w:val="single" w:color="CCCCCC" w:sz="2"/>
               <w:left w:val="single" w:color="CCCCCC" w:sz="2"/>
@@ -6742,7 +6742,7 @@
         </w:tc>
         <w:tc>
           <w:tcPr>
-            <w:tcW w:type="dxa" w:w="3500"/>
+            <w:tcW w:type="dxa" w:w="3700"/>
             <w:tcBorders>
               <w:top w:val="single" w:color="CCCCCC" w:sz="2"/>
               <w:left w:val="single" w:color="CCCCCC" w:sz="2"/>
@@ -6773,7 +6773,7 @@
         </w:tc>
         <w:tc>
           <w:tcPr>
-            <w:tcW w:type="dxa" w:w="2000"/>
+            <w:tcW w:type="dxa" w:w="2500"/>
             <w:tcBorders>
               <w:top w:val="single" w:color="CCCCCC" w:sz="2"/>
               <w:left w:val="single" w:color="CCCCCC" w:sz="2"/>
@@ -6804,7 +6804,7 @@
         </w:tc>
         <w:tc>
           <w:tcPr>
-            <w:tcW w:type="dxa" w:w="1858"/>
+            <w:tcW w:type="dxa" w:w="2400"/>
             <w:tcBorders>
               <w:top w:val="single" w:color="CCCCCC" w:sz="2"/>
               <w:left w:val="single" w:color="CCCCCC" w:sz="2"/>
@@ -6837,7 +6837,7 @@
       <w:tr>
         <w:tc>
           <w:tcPr>
-            <w:tcW w:type="dxa" w:w="1200"/>
+            <w:tcW w:type="dxa" w:w="1100"/>
             <w:tcBorders>
               <w:top w:val="single" w:color="CCCCCC" w:sz="2"/>
               <w:left w:val="single" w:color="CCCCCC" w:sz="2"/>
@@ -6868,7 +6868,7 @@
         </w:tc>
         <w:tc>
           <w:tcPr>
-            <w:tcW w:type="dxa" w:w="4400"/>
+            <w:tcW w:type="dxa" w:w="3900"/>
             <w:tcBorders>
               <w:top w:val="single" w:color="CCCCCC" w:sz="2"/>
               <w:left w:val="single" w:color="CCCCCC" w:sz="2"/>
@@ -6899,7 +6899,7 @@
         </w:tc>
         <w:tc>
           <w:tcPr>
-            <w:tcW w:type="dxa" w:w="1000"/>
+            <w:tcW w:type="dxa" w:w="800"/>
             <w:tcBorders>
               <w:top w:val="single" w:color="CCCCCC" w:sz="2"/>
               <w:left w:val="single" w:color="CCCCCC" w:sz="2"/>
@@ -6930,7 +6930,7 @@
         </w:tc>
         <w:tc>
           <w:tcPr>
-            <w:tcW w:type="dxa" w:w="3500"/>
+            <w:tcW w:type="dxa" w:w="3700"/>
             <w:tcBorders>
               <w:top w:val="single" w:color="CCCCCC" w:sz="2"/>
               <w:left w:val="single" w:color="CCCCCC" w:sz="2"/>
@@ -6961,7 +6961,7 @@
         </w:tc>
         <w:tc>
           <w:tcPr>
-            <w:tcW w:type="dxa" w:w="2000"/>
+            <w:tcW w:type="dxa" w:w="2500"/>
             <w:tcBorders>
               <w:top w:val="single" w:color="CCCCCC" w:sz="2"/>
               <w:left w:val="single" w:color="CCCCCC" w:sz="2"/>
@@ -6992,7 +6992,7 @@
         </w:tc>
         <w:tc>
           <w:tcPr>
-            <w:tcW w:type="dxa" w:w="1858"/>
+            <w:tcW w:type="dxa" w:w="2400"/>
             <w:tcBorders>
               <w:top w:val="single" w:color="CCCCCC" w:sz="2"/>
               <w:left w:val="single" w:color="CCCCCC" w:sz="2"/>
@@ -7025,7 +7025,7 @@
       <w:tr>
         <w:tc>
           <w:tcPr>
-            <w:tcW w:type="dxa" w:w="1200"/>
+            <w:tcW w:type="dxa" w:w="1100"/>
             <w:tcBorders>
               <w:top w:val="single" w:color="CCCCCC" w:sz="2"/>
               <w:left w:val="single" w:color="CCCCCC" w:sz="2"/>
@@ -7056,7 +7056,7 @@
         </w:tc>
         <w:tc>
           <w:tcPr>
-            <w:tcW w:type="dxa" w:w="4400"/>
+            <w:tcW w:type="dxa" w:w="3900"/>
             <w:tcBorders>
               <w:top w:val="single" w:color="CCCCCC" w:sz="2"/>
               <w:left w:val="single" w:color="CCCCCC" w:sz="2"/>
@@ -7087,7 +7087,7 @@
         </w:tc>
         <w:tc>
           <w:tcPr>
-            <w:tcW w:type="dxa" w:w="1000"/>
+            <w:tcW w:type="dxa" w:w="800"/>
             <w:tcBorders>
               <w:top w:val="single" w:color="CCCCCC" w:sz="2"/>
               <w:left w:val="single" w:color="CCCCCC" w:sz="2"/>
@@ -7118,7 +7118,7 @@
         </w:tc>
         <w:tc>
           <w:tcPr>
-            <w:tcW w:type="dxa" w:w="3500"/>
+            <w:tcW w:type="dxa" w:w="3700"/>
             <w:tcBorders>
               <w:top w:val="single" w:color="CCCCCC" w:sz="2"/>
               <w:left w:val="single" w:color="CCCCCC" w:sz="2"/>
@@ -7149,7 +7149,7 @@
         </w:tc>
         <w:tc>
           <w:tcPr>
-            <w:tcW w:type="dxa" w:w="2000"/>
+            <w:tcW w:type="dxa" w:w="2500"/>
             <w:tcBorders>
               <w:top w:val="single" w:color="CCCCCC" w:sz="2"/>
               <w:left w:val="single" w:color="CCCCCC" w:sz="2"/>
@@ -7180,7 +7180,7 @@
         </w:tc>
         <w:tc>
           <w:tcPr>
-            <w:tcW w:type="dxa" w:w="1858"/>
+            <w:tcW w:type="dxa" w:w="2400"/>
             <w:tcBorders>
               <w:top w:val="single" w:color="CCCCCC" w:sz="2"/>
               <w:left w:val="single" w:color="CCCCCC" w:sz="2"/>
@@ -7213,7 +7213,7 @@
       <w:tr>
         <w:tc>
           <w:tcPr>
-            <w:tcW w:type="dxa" w:w="1200"/>
+            <w:tcW w:type="dxa" w:w="1100"/>
             <w:tcBorders>
               <w:top w:val="single" w:color="CCCCCC" w:sz="2"/>
               <w:left w:val="single" w:color="CCCCCC" w:sz="2"/>
@@ -7244,7 +7244,7 @@
         </w:tc>
         <w:tc>
           <w:tcPr>
-            <w:tcW w:type="dxa" w:w="4400"/>
+            <w:tcW w:type="dxa" w:w="3900"/>
             <w:tcBorders>
               <w:top w:val="single" w:color="CCCCCC" w:sz="2"/>
               <w:left w:val="single" w:color="CCCCCC" w:sz="2"/>
@@ -7275,7 +7275,7 @@
         </w:tc>
         <w:tc>
           <w:tcPr>
-            <w:tcW w:type="dxa" w:w="1000"/>
+            <w:tcW w:type="dxa" w:w="800"/>
             <w:tcBorders>
               <w:top w:val="single" w:color="CCCCCC" w:sz="2"/>
               <w:left w:val="single" w:color="CCCCCC" w:sz="2"/>
@@ -7306,7 +7306,7 @@
         </w:tc>
         <w:tc>
           <w:tcPr>
-            <w:tcW w:type="dxa" w:w="3500"/>
+            <w:tcW w:type="dxa" w:w="3700"/>
             <w:tcBorders>
               <w:top w:val="single" w:color="CCCCCC" w:sz="2"/>
               <w:left w:val="single" w:color="CCCCCC" w:sz="2"/>
@@ -7337,7 +7337,7 @@
         </w:tc>
         <w:tc>
           <w:tcPr>
-            <w:tcW w:type="dxa" w:w="2000"/>
+            <w:tcW w:type="dxa" w:w="2500"/>
             <w:tcBorders>
               <w:top w:val="single" w:color="CCCCCC" w:sz="2"/>
               <w:left w:val="single" w:color="CCCCCC" w:sz="2"/>
@@ -7368,7 +7368,7 @@
         </w:tc>
         <w:tc>
           <w:tcPr>
-            <w:tcW w:type="dxa" w:w="1858"/>
+            <w:tcW w:type="dxa" w:w="2400"/>
             <w:tcBorders>
               <w:top w:val="single" w:color="CCCCCC" w:sz="2"/>
               <w:left w:val="single" w:color="CCCCCC" w:sz="2"/>
@@ -7401,7 +7401,7 @@
       <w:tr>
         <w:tc>
           <w:tcPr>
-            <w:tcW w:type="dxa" w:w="1200"/>
+            <w:tcW w:type="dxa" w:w="1100"/>
             <w:tcBorders>
               <w:top w:val="single" w:color="CCCCCC" w:sz="2"/>
               <w:left w:val="single" w:color="CCCCCC" w:sz="2"/>
@@ -7432,7 +7432,7 @@
         </w:tc>
         <w:tc>
           <w:tcPr>
-            <w:tcW w:type="dxa" w:w="4400"/>
+            <w:tcW w:type="dxa" w:w="3900"/>
             <w:tcBorders>
               <w:top w:val="single" w:color="CCCCCC" w:sz="2"/>
               <w:left w:val="single" w:color="CCCCCC" w:sz="2"/>
@@ -7463,7 +7463,7 @@
         </w:tc>
         <w:tc>
           <w:tcPr>
-            <w:tcW w:type="dxa" w:w="1000"/>
+            <w:tcW w:type="dxa" w:w="800"/>
             <w:tcBorders>
               <w:top w:val="single" w:color="CCCCCC" w:sz="2"/>
               <w:left w:val="single" w:color="CCCCCC" w:sz="2"/>
@@ -7494,7 +7494,7 @@
         </w:tc>
         <w:tc>
           <w:tcPr>
-            <w:tcW w:type="dxa" w:w="3500"/>
+            <w:tcW w:type="dxa" w:w="3700"/>
             <w:tcBorders>
               <w:top w:val="single" w:color="CCCCCC" w:sz="2"/>
               <w:left w:val="single" w:color="CCCCCC" w:sz="2"/>
@@ -7525,7 +7525,7 @@
         </w:tc>
         <w:tc>
           <w:tcPr>
-            <w:tcW w:type="dxa" w:w="2000"/>
+            <w:tcW w:type="dxa" w:w="2500"/>
             <w:tcBorders>
               <w:top w:val="single" w:color="CCCCCC" w:sz="2"/>
               <w:left w:val="single" w:color="CCCCCC" w:sz="2"/>
@@ -7556,7 +7556,7 @@
         </w:tc>
         <w:tc>
           <w:tcPr>
-            <w:tcW w:type="dxa" w:w="1858"/>
+            <w:tcW w:type="dxa" w:w="2400"/>
             <w:tcBorders>
               <w:top w:val="single" w:color="CCCCCC" w:sz="2"/>
               <w:left w:val="single" w:color="CCCCCC" w:sz="2"/>
@@ -7589,7 +7589,7 @@
       <w:tr>
         <w:tc>
           <w:tcPr>
-            <w:tcW w:type="dxa" w:w="1200"/>
+            <w:tcW w:type="dxa" w:w="1100"/>
             <w:tcBorders>
               <w:top w:val="single" w:color="CCCCCC" w:sz="2"/>
               <w:left w:val="single" w:color="CCCCCC" w:sz="2"/>
@@ -7620,7 +7620,7 @@
         </w:tc>
         <w:tc>
           <w:tcPr>
-            <w:tcW w:type="dxa" w:w="4400"/>
+            <w:tcW w:type="dxa" w:w="3900"/>
             <w:tcBorders>
               <w:top w:val="single" w:color="CCCCCC" w:sz="2"/>
               <w:left w:val="single" w:color="CCCCCC" w:sz="2"/>
@@ -7651,7 +7651,7 @@
         </w:tc>
         <w:tc>
           <w:tcPr>
-            <w:tcW w:type="dxa" w:w="1000"/>
+            <w:tcW w:type="dxa" w:w="800"/>
             <w:tcBorders>
               <w:top w:val="single" w:color="CCCCCC" w:sz="2"/>
               <w:left w:val="single" w:color="CCCCCC" w:sz="2"/>
@@ -7682,7 +7682,7 @@
         </w:tc>
         <w:tc>
           <w:tcPr>
-            <w:tcW w:type="dxa" w:w="3500"/>
+            <w:tcW w:type="dxa" w:w="3700"/>
             <w:tcBorders>
               <w:top w:val="single" w:color="CCCCCC" w:sz="2"/>
               <w:left w:val="single" w:color="CCCCCC" w:sz="2"/>
@@ -7713,7 +7713,7 @@
         </w:tc>
         <w:tc>
           <w:tcPr>
-            <w:tcW w:type="dxa" w:w="2000"/>
+            <w:tcW w:type="dxa" w:w="2500"/>
             <w:tcBorders>
               <w:top w:val="single" w:color="CCCCCC" w:sz="2"/>
               <w:left w:val="single" w:color="CCCCCC" w:sz="2"/>
@@ -7744,7 +7744,7 @@
         </w:tc>
         <w:tc>
           <w:tcPr>
-            <w:tcW w:type="dxa" w:w="1858"/>
+            <w:tcW w:type="dxa" w:w="2400"/>
             <w:tcBorders>
               <w:top w:val="single" w:color="CCCCCC" w:sz="2"/>
               <w:left w:val="single" w:color="CCCCCC" w:sz="2"/>
@@ -7777,7 +7777,7 @@
       <w:tr>
         <w:tc>
           <w:tcPr>
-            <w:tcW w:type="dxa" w:w="1200"/>
+            <w:tcW w:type="dxa" w:w="1100"/>
             <w:tcBorders>
               <w:top w:val="single" w:color="CCCCCC" w:sz="2"/>
               <w:left w:val="single" w:color="CCCCCC" w:sz="2"/>
@@ -7808,7 +7808,7 @@
         </w:tc>
         <w:tc>
           <w:tcPr>
-            <w:tcW w:type="dxa" w:w="4400"/>
+            <w:tcW w:type="dxa" w:w="3900"/>
             <w:tcBorders>
               <w:top w:val="single" w:color="CCCCCC" w:sz="2"/>
               <w:left w:val="single" w:color="CCCCCC" w:sz="2"/>
@@ -7839,7 +7839,7 @@
         </w:tc>
         <w:tc>
           <w:tcPr>
-            <w:tcW w:type="dxa" w:w="1000"/>
+            <w:tcW w:type="dxa" w:w="800"/>
             <w:tcBorders>
               <w:top w:val="single" w:color="CCCCCC" w:sz="2"/>
               <w:left w:val="single" w:color="CCCCCC" w:sz="2"/>
@@ -7870,7 +7870,7 @@
         </w:tc>
         <w:tc>
           <w:tcPr>
-            <w:tcW w:type="dxa" w:w="3500"/>
+            <w:tcW w:type="dxa" w:w="3700"/>
             <w:tcBorders>
               <w:top w:val="single" w:color="CCCCCC" w:sz="2"/>
               <w:left w:val="single" w:color="CCCCCC" w:sz="2"/>
@@ -7901,7 +7901,7 @@
         </w:tc>
         <w:tc>
           <w:tcPr>
-            <w:tcW w:type="dxa" w:w="2000"/>
+            <w:tcW w:type="dxa" w:w="2500"/>
             <w:tcBorders>
               <w:top w:val="single" w:color="CCCCCC" w:sz="2"/>
               <w:left w:val="single" w:color="CCCCCC" w:sz="2"/>
@@ -7932,7 +7932,7 @@
         </w:tc>
         <w:tc>
           <w:tcPr>
-            <w:tcW w:type="dxa" w:w="1858"/>
+            <w:tcW w:type="dxa" w:w="2400"/>
             <w:tcBorders>
               <w:top w:val="single" w:color="CCCCCC" w:sz="2"/>
               <w:left w:val="single" w:color="CCCCCC" w:sz="2"/>
@@ -7965,7 +7965,7 @@
       <w:tr>
         <w:tc>
           <w:tcPr>
-            <w:tcW w:type="dxa" w:w="1200"/>
+            <w:tcW w:type="dxa" w:w="1100"/>
             <w:tcBorders>
               <w:top w:val="single" w:color="CCCCCC" w:sz="2"/>
               <w:left w:val="single" w:color="CCCCCC" w:sz="2"/>
@@ -7996,7 +7996,7 @@
         </w:tc>
         <w:tc>
           <w:tcPr>
-            <w:tcW w:type="dxa" w:w="4400"/>
+            <w:tcW w:type="dxa" w:w="3900"/>
             <w:tcBorders>
               <w:top w:val="single" w:color="CCCCCC" w:sz="2"/>
               <w:left w:val="single" w:color="CCCCCC" w:sz="2"/>
@@ -8027,7 +8027,7 @@
         </w:tc>
         <w:tc>
           <w:tcPr>
-            <w:tcW w:type="dxa" w:w="1000"/>
+            <w:tcW w:type="dxa" w:w="800"/>
             <w:tcBorders>
               <w:top w:val="single" w:color="CCCCCC" w:sz="2"/>
               <w:left w:val="single" w:color="CCCCCC" w:sz="2"/>
@@ -8058,7 +8058,7 @@
         </w:tc>
         <w:tc>
           <w:tcPr>
-            <w:tcW w:type="dxa" w:w="3500"/>
+            <w:tcW w:type="dxa" w:w="3700"/>
             <w:tcBorders>
               <w:top w:val="single" w:color="CCCCCC" w:sz="2"/>
               <w:left w:val="single" w:color="CCCCCC" w:sz="2"/>
@@ -8089,7 +8089,7 @@
         </w:tc>
         <w:tc>
           <w:tcPr>
-            <w:tcW w:type="dxa" w:w="2000"/>
+            <w:tcW w:type="dxa" w:w="2500"/>
             <w:tcBorders>
               <w:top w:val="single" w:color="CCCCCC" w:sz="2"/>
               <w:left w:val="single" w:color="CCCCCC" w:sz="2"/>
@@ -8120,7 +8120,7 @@
         </w:tc>
         <w:tc>
           <w:tcPr>
-            <w:tcW w:type="dxa" w:w="1858"/>
+            <w:tcW w:type="dxa" w:w="2400"/>
             <w:tcBorders>
               <w:top w:val="single" w:color="CCCCCC" w:sz="2"/>
               <w:left w:val="single" w:color="CCCCCC" w:sz="2"/>
@@ -8153,7 +8153,7 @@
       <w:tr>
         <w:tc>
           <w:tcPr>
-            <w:tcW w:type="dxa" w:w="1200"/>
+            <w:tcW w:type="dxa" w:w="1100"/>
             <w:tcBorders>
               <w:top w:val="single" w:color="CCCCCC" w:sz="2"/>
               <w:left w:val="single" w:color="CCCCCC" w:sz="2"/>
@@ -8184,7 +8184,7 @@
         </w:tc>
         <w:tc>
           <w:tcPr>
-            <w:tcW w:type="dxa" w:w="4400"/>
+            <w:tcW w:type="dxa" w:w="3900"/>
             <w:tcBorders>
               <w:top w:val="single" w:color="CCCCCC" w:sz="2"/>
               <w:left w:val="single" w:color="CCCCCC" w:sz="2"/>
@@ -8215,7 +8215,7 @@
         </w:tc>
         <w:tc>
           <w:tcPr>
-            <w:tcW w:type="dxa" w:w="1000"/>
+            <w:tcW w:type="dxa" w:w="800"/>
             <w:tcBorders>
               <w:top w:val="single" w:color="CCCCCC" w:sz="2"/>
               <w:left w:val="single" w:color="CCCCCC" w:sz="2"/>
@@ -8246,7 +8246,7 @@
         </w:tc>
         <w:tc>
           <w:tcPr>
-            <w:tcW w:type="dxa" w:w="3500"/>
+            <w:tcW w:type="dxa" w:w="3700"/>
             <w:tcBorders>
               <w:top w:val="single" w:color="CCCCCC" w:sz="2"/>
               <w:left w:val="single" w:color="CCCCCC" w:sz="2"/>
@@ -8277,7 +8277,7 @@
         </w:tc>
         <w:tc>
           <w:tcPr>
-            <w:tcW w:type="dxa" w:w="2000"/>
+            <w:tcW w:type="dxa" w:w="2500"/>
             <w:tcBorders>
               <w:top w:val="single" w:color="CCCCCC" w:sz="2"/>
               <w:left w:val="single" w:color="CCCCCC" w:sz="2"/>
@@ -8308,7 +8308,7 @@
         </w:tc>
         <w:tc>
           <w:tcPr>
-            <w:tcW w:type="dxa" w:w="1858"/>
+            <w:tcW w:type="dxa" w:w="2400"/>
             <w:tcBorders>
               <w:top w:val="single" w:color="CCCCCC" w:sz="2"/>
               <w:left w:val="single" w:color="CCCCCC" w:sz="2"/>
@@ -8340,7 +8340,7 @@
       </w:tr>
     </w:tbl>
     <w:sectPr>
-      <w:pgSz w:w="11906" w:h="16838" w:orient="landscape"/>
+      <w:pgSz w:w="15840" w:h="12240" w:orient="landscape"/>
       <w:pgMar w:top="720" w:right="720" w:bottom="720" w:left="720" w:header="708" w:footer="708" w:gutter="0"/>
       <w:pgNumType/>
       <w:docGrid w:linePitch="360"/>
